--- a/spa/docx/12.content.docx
+++ b/spa/docx/12.content.docx
@@ -256,28 +256,28 @@
         <w:rPr>
           <w:lang w:val="es_ES" w:bidi="es_ES"/>
         </w:rPr>
-        <w:t xml:space="preserve"> Pero el ángel del Señor le habló al profeta Elías:—Ve al encuentro de los mensajeros del rey de Samaria y pregúntales: "¿Acaso no hay Dios en Israel? ¿Por qué van a consultar a Baal Zebub, el dios de Ecrón, para saber si el rey se va a recuperar?".</w:t>
-      </w:r>
-    </w:p>
-    <w:p>
-      <w:pPr/>
-      <w:r>
-        <w:rPr>
-          <w:lang w:val="es_ES" w:bidi="es_ES"/>
-        </w:rPr>
-      </w:r>
-      <w:r>
-        <w:rPr>
-          <w:vertAlign w:val="superscript"/>
-          <w:lang w:val="es_ES" w:bidi="es_ES"/>
-        </w:rPr>
-        <w:t>5</w:t>
-      </w:r>
-      <w:r>
-        <w:rPr>
-          <w:lang w:val="es_ES" w:bidi="es_ES"/>
-        </w:rPr>
-        <w:t xml:space="preserve"> Dile al rey Ocozías que así dice el Señor: "Por haber hecho esto, no te vas a recuperar de tus heridas. Vas a morir".Elías les dio este mensaje a los mensajeros. Ellos regresaron de inmediato ante el rey.—¿Por qué regresaron tan pronto? —les preguntó.</w:t>
+        <w:t xml:space="preserve"> Pero el ángel del Señor le habló al profeta Elías: —Ve al encuentro de los mensajeros del rey de Samaria y pregúntales: "¿Acaso no hay Dios en Israel? ¿Por qué van a consultar a Baal Zebub, el dios de Ecrón, para saber si el rey se va a recuperar?”.</w:t>
+      </w:r>
+    </w:p>
+    <w:p>
+      <w:pPr/>
+      <w:r>
+        <w:rPr>
+          <w:lang w:val="es_ES" w:bidi="es_ES"/>
+        </w:rPr>
+      </w:r>
+      <w:r>
+        <w:rPr>
+          <w:vertAlign w:val="superscript"/>
+          <w:lang w:val="es_ES" w:bidi="es_ES"/>
+        </w:rPr>
+        <w:t>4-5</w:t>
+      </w:r>
+      <w:r>
+        <w:rPr>
+          <w:lang w:val="es_ES" w:bidi="es_ES"/>
+        </w:rPr>
+        <w:t xml:space="preserve"> Dile al rey Ocozías que así dice el Señor: “Por haber hecho esto, no te vas a recuperar de tus heridas. Vas a morir”. Elías les dio este mensaje a los mensajeros. Ellos regresaron de inmediato ante el rey. —¿Por qué regresaron tan pronto? —les preguntó.</w:t>
       </w:r>
     </w:p>
     <w:p>
@@ -298,7 +298,7 @@
         <w:rPr>
           <w:lang w:val="es_ES" w:bidi="es_ES"/>
         </w:rPr>
-        <w:t xml:space="preserve"> —Un hombre se nos acercó y nos dijo que regresáramos a decirte un mensaje de parte del Señor: "¿Por qué mandas mensajeros a consultar a Baal Zebub, el dios de Ecrón? ¿Acaso no hay Dios en Israel? Por haber hecho esto, no te vas a recuperar de tus heridas. Vas a morir".</w:t>
+        <w:t xml:space="preserve"> —Un hombre se nos acercó y nos dijo que regresáramos a decirte un mensaje de parte del Señor: "¿Por qué mandas mensajeros a consultar a Baal Zebub, el dios de Ecrón? ¿Acaso no hay Dios en Israel? Por haber hecho esto, no te vas a recuperar de tus heridas. Vas a morir”.</w:t>
       </w:r>
     </w:p>
     <w:p>
@@ -340,7 +340,7 @@
         <w:rPr>
           <w:lang w:val="es_ES" w:bidi="es_ES"/>
         </w:rPr>
-        <w:t xml:space="preserve"> —Llevaba un manto de pelo y un cinturón de cuero —le respondieron.—¡Era el profeta Elías! —exclamó el rey.</w:t>
+        <w:t xml:space="preserve"> —Llevaba un manto de pelo y un cinturón de cuero —le respondieron. —¡Era el profeta Elías! —exclamó el rey.</w:t>
       </w:r>
     </w:p>
     <w:p>
@@ -361,7 +361,7 @@
         <w:rPr>
           <w:lang w:val="es_ES" w:bidi="es_ES"/>
         </w:rPr>
-        <w:t xml:space="preserve"> Entonces el rey envió a un capitán con 50 soldados para arrestarlo. Lo encontraron sentado en la cima de una colina. El capitán le dijo:—Hombre de Dios, el rey ordena que bajes.</w:t>
+        <w:t xml:space="preserve"> Entonces el rey envió a un capitán con 50 soldados para arrestarlo. Lo encontraron sentado en la cima de una colina. El capitán le dijo: —Hombre de Dios, el rey ordena que bajes.</w:t>
       </w:r>
     </w:p>
     <w:p>
@@ -382,7 +382,7 @@
         <w:rPr>
           <w:lang w:val="es_ES" w:bidi="es_ES"/>
         </w:rPr>
-        <w:t xml:space="preserve"> Pero Elías respondió:—Si soy un hombre de Dios, que caiga fuego del cielo y los destruya a ti y a tus 50 hombres.Y cayó fuego del cielo sobre ellos y los mató a todos.</w:t>
+        <w:t xml:space="preserve"> Pero Elías respondió: —Si soy un hombre de Dios, que caiga fuego del cielo y los destruya a ti y a tus 50 hombres. Y cayó fuego del cielo sobre ellos y los mató a todos.</w:t>
       </w:r>
     </w:p>
     <w:p>
@@ -403,7 +403,7 @@
         <w:rPr>
           <w:lang w:val="es_ES" w:bidi="es_ES"/>
         </w:rPr>
-        <w:t xml:space="preserve"> El rey envió a otro capitán con 50 hombres, quien le dijo:—Hombre de Dios, el rey ordena que bajes inmediatamente.</w:t>
+        <w:t xml:space="preserve"> El rey envió a otro capitán con 50 hombres, quien le dijo: —Hombre de Dios, el rey ordena que bajes inmediatamente.</w:t>
       </w:r>
     </w:p>
     <w:p>
@@ -424,7 +424,7 @@
         <w:rPr>
           <w:lang w:val="es_ES" w:bidi="es_ES"/>
         </w:rPr>
-        <w:t xml:space="preserve"> Elías respondió:—Si soy un hombre de Dios, que caiga fuego del cielo y los destruya a ti y a tus 50 hombres.Y otra vez cayó fuego del cielo y los mató a todos.</w:t>
+        <w:t xml:space="preserve"> Elías respondió: —Si soy un hombre de Dios, que caiga fuego del cielo y los destruya a ti y a tus 50 hombres. Y otra vez cayó fuego del cielo y los mató a todos.</w:t>
       </w:r>
     </w:p>
     <w:p>
@@ -445,7 +445,7 @@
         <w:rPr>
           <w:lang w:val="es_ES" w:bidi="es_ES"/>
         </w:rPr>
-        <w:t xml:space="preserve"> El rey envió por tercera vez a otro oficial con 50 hombres. Pero este oficial se arrodilló delante de Elías y le suplicó:—Hombre de Dios, por favor, respeta mi vida y la de estos 50 hombres que están a mi cargo.</w:t>
+        <w:t xml:space="preserve"> El rey envió por tercera vez a otro oficial con 50 hombres. Pero este oficial se arrodilló delante de Elías y le suplicó: —Hombre de Dios, por favor, respeta mi vida y la de estos 50 hombres que están a mi cargo.</w:t>
       </w:r>
     </w:p>
     <w:p>
@@ -487,7 +487,7 @@
         <w:rPr>
           <w:lang w:val="es_ES" w:bidi="es_ES"/>
         </w:rPr>
-        <w:t xml:space="preserve"> Entonces el ángel del Señor le dijo a Elías:—No tengas miedo. Acompáñalo.Elías fue con él hasta donde estaba el rey. Cuando llegó ante él, le dio</w:t>
+        <w:t xml:space="preserve"> Entonces el ángel del Señor le dijo a Elías: —No tengas miedo. Acompáñalo. Elías fue con él hasta donde estaba el rey. Cuando llegó ante él, le dio</w:t>
       </w:r>
     </w:p>
     <w:p>
@@ -508,7 +508,7 @@
         <w:rPr>
           <w:lang w:val="es_ES" w:bidi="es_ES"/>
         </w:rPr>
-        <w:t xml:space="preserve"> el mensaje del Señor:—¿Por qué mandaste mensajeros a consultar a Baal Zebub, el dios de Ecrón, sobre tu enfermedad? ¿Acaso no hay Dios en Israel para que lo consultes? Por haber hecho esto, ya no te levantarás de esa cama. Sin duda morirás.</w:t>
+        <w:t xml:space="preserve"> el mensaje del Señor: —¿Por qué mandaste mensajeros a consultar a Baal Zebub, el dios de Ecrón, sobre tu enfermedad? ¿Acaso no hay Dios en Israel para que lo consultes? Por haber hecho esto, ya no te levantarás de esa cama. Sin duda morirás.</w:t>
       </w:r>
     </w:p>
     <w:p>
@@ -608,7 +608,7 @@
         <w:rPr>
           <w:lang w:val="es_ES" w:bidi="es_ES"/>
         </w:rPr>
-        <w:t xml:space="preserve"> —Quédate aquí, porque el Señor me ha enviado a Betel.Pero Eliseo le respondió:—Te juro por el Señor y por tu vida que no te dejaré.Entonces fueron juntos a Betel.</w:t>
+        <w:t xml:space="preserve"> —Quédate aquí, porque el Señor me ha enviado a Betel. Pero Eliseo le respondió: —Te juro por el Señor y por tu vida que no te dejaré. Entonces fueron juntos a Betel.</w:t>
       </w:r>
     </w:p>
     <w:p>
@@ -629,7 +629,7 @@
         <w:rPr>
           <w:lang w:val="es_ES" w:bidi="es_ES"/>
         </w:rPr>
-        <w:t xml:space="preserve"> Los jóvenes profetas de Betel salieron a recibir a Eliseo y le preguntaron:—¿Sabes que hoy el Señor se va a llevar a tu maestro?—¡Cállense! —respondió Eliseo—. ¡Claro que lo sé!</w:t>
+        <w:t xml:space="preserve"> Los jóvenes profetas de Betel salieron a recibir a Eliseo y le preguntaron: —¿Sabes que hoy el Señor se va a llevar a tu maestro? —¡Cállense! —respondió Eliseo—. ¡Claro que lo sé!</w:t>
       </w:r>
     </w:p>
     <w:p>
@@ -650,7 +650,7 @@
         <w:rPr>
           <w:lang w:val="es_ES" w:bidi="es_ES"/>
         </w:rPr>
-        <w:t xml:space="preserve"> Poco después Elías le dijo a Eliseo:—Quédate aquí, porque el Señor me ha enviado a Jericó.Pero Eliseo le respondió:—Te juro por el Señor y por tu vida que no te dejaré.Entonces fueron juntos a Jericó.</w:t>
+        <w:t xml:space="preserve"> Poco después Elías le dijo a Eliseo: —Quédate aquí, porque el Señor me ha enviado a Jericó. Pero Eliseo le respondió: —Te juro por el Señor y por tu vida que no te dejaré. Entonces fueron juntos a Jericó.</w:t>
       </w:r>
     </w:p>
     <w:p>
@@ -671,28 +671,28 @@
         <w:rPr>
           <w:lang w:val="es_ES" w:bidi="es_ES"/>
         </w:rPr>
-        <w:t xml:space="preserve"> Los jóvenes profetas que estaban en Jericó se acercaron a Eliseo y le preguntaron:—¿Sabes que hoy el Señor se va a llevar a tu maestro?Él les respondió:—Sí, lo sé. ¡Cállense!</w:t>
-      </w:r>
-    </w:p>
-    <w:p>
-      <w:pPr/>
-      <w:r>
-        <w:rPr>
-          <w:lang w:val="es_ES" w:bidi="es_ES"/>
-        </w:rPr>
-      </w:r>
-      <w:r>
-        <w:rPr>
-          <w:vertAlign w:val="superscript"/>
-          <w:lang w:val="es_ES" w:bidi="es_ES"/>
-        </w:rPr>
-        <w:t>7</w:t>
-      </w:r>
-      <w:r>
-        <w:rPr>
-          <w:lang w:val="es_ES" w:bidi="es_ES"/>
-        </w:rPr>
-        <w:t xml:space="preserve"> Después Elías le dijo a Eliseo:—Quédate aquí, porque el Señor me envía al río Jordán.Pero Eliseo respondió:—Te juro por el Señor y por tu propia vida que no te voy a dejar.Así que los 2 fueron juntos. Jóvenes profetas, 50 en total, los siguieron. Se quedaron observándolos desde lejos.</w:t>
+        <w:t xml:space="preserve"> Los jóvenes profetas que estaban en Jericó se acercaron a Eliseo y le preguntaron: —¿Sabes que hoy el Señor se va a llevar a tu maestro? Él les respondió: —Sí, lo sé. ¡Cállense!</w:t>
+      </w:r>
+    </w:p>
+    <w:p>
+      <w:pPr/>
+      <w:r>
+        <w:rPr>
+          <w:lang w:val="es_ES" w:bidi="es_ES"/>
+        </w:rPr>
+      </w:r>
+      <w:r>
+        <w:rPr>
+          <w:vertAlign w:val="superscript"/>
+          <w:lang w:val="es_ES" w:bidi="es_ES"/>
+        </w:rPr>
+        <w:t>6-7</w:t>
+      </w:r>
+      <w:r>
+        <w:rPr>
+          <w:lang w:val="es_ES" w:bidi="es_ES"/>
+        </w:rPr>
+        <w:t xml:space="preserve"> Después Elías le dijo a Eliseo: —Quédate aquí, porque el Señor me envía al río Jordán. Pero Eliseo respondió: —Te juro por el Señor y por tu propia vida que no te voy a dejar. Así que los 2 fueron juntos. Jóvenes profetas, 50 en total, los siguieron. Se quedaron observándolos desde lejos.</w:t>
       </w:r>
     </w:p>
     <w:p>
@@ -734,7 +734,7 @@
         <w:rPr>
           <w:lang w:val="es_ES" w:bidi="es_ES"/>
         </w:rPr>
-        <w:t xml:space="preserve"> Cuando llegaron al otro lado, Elías le preguntó a Eliseo:—¿Qué quieres que haga por ti antes de que me lleven lejos de aquí?Eliseo respondió:—Quiero recibir doble porción de tu espíritu.</w:t>
+        <w:t xml:space="preserve"> Cuando llegaron al otro lado, Elías le preguntó a Eliseo: —¿Qué quieres que haga por ti antes de que me lleven lejos de aquí? Eliseo respondió: —Quiero recibir doble porción de tu espíritu.</w:t>
       </w:r>
     </w:p>
     <w:p>
@@ -755,7 +755,7 @@
         <w:rPr>
           <w:lang w:val="es_ES" w:bidi="es_ES"/>
         </w:rPr>
-        <w:t xml:space="preserve"> Elías le dijo:—Me has pedido algo muy difícil. Si logras verme en el momento en que me lleven de tu lado, lo recibirás. Pero si no me ves, no lo recibirás.</w:t>
+        <w:t xml:space="preserve"> Elías le dijo: —Me has pedido algo muy difícil. Si logras verme en el momento en que me lleven de tu lado, lo recibirás. Pero si no me ves, no lo recibirás.</w:t>
       </w:r>
     </w:p>
     <w:p>
@@ -797,28 +797,28 @@
         <w:rPr>
           <w:lang w:val="es_ES" w:bidi="es_ES"/>
         </w:rPr>
-        <w:t xml:space="preserve"> Eliseo lo vio y gritó:—¡Padre mío, padre mío! ¡Carro de Israel y su caballería!Después ya no volvió a verlo. Entonces agarró su propia ropa y la rasgó en 2 pedazos.</w:t>
-      </w:r>
-    </w:p>
-    <w:p>
-      <w:pPr/>
-      <w:r>
-        <w:rPr>
-          <w:lang w:val="es_ES" w:bidi="es_ES"/>
-        </w:rPr>
-      </w:r>
-      <w:r>
-        <w:rPr>
-          <w:vertAlign w:val="superscript"/>
-          <w:lang w:val="es_ES" w:bidi="es_ES"/>
-        </w:rPr>
-        <w:t>14</w:t>
-      </w:r>
-      <w:r>
-        <w:rPr>
-          <w:lang w:val="es_ES" w:bidi="es_ES"/>
-        </w:rPr>
-        <w:t xml:space="preserve"> Luego recogió el manto de Elías que había caído. Regresó a la orilla del río Jordán y golpeó el agua con el manto, mientras gritaba:—¿Dónde está el Dios de Elías?En cuanto golpeó el agua, esta se dividió. Eliseo cruzó por tierra seca.</w:t>
+        <w:t xml:space="preserve"> Eliseo lo vio y gritó: —¡Padre mío, padre mío! ¡Carro de Israel y su caballería! Después ya no volvió a verlo. Entonces agarró su propia ropa y la rasgó en 2 pedazos.</w:t>
+      </w:r>
+    </w:p>
+    <w:p>
+      <w:pPr/>
+      <w:r>
+        <w:rPr>
+          <w:lang w:val="es_ES" w:bidi="es_ES"/>
+        </w:rPr>
+      </w:r>
+      <w:r>
+        <w:rPr>
+          <w:vertAlign w:val="superscript"/>
+          <w:lang w:val="es_ES" w:bidi="es_ES"/>
+        </w:rPr>
+        <w:t>13-14</w:t>
+      </w:r>
+      <w:r>
+        <w:rPr>
+          <w:lang w:val="es_ES" w:bidi="es_ES"/>
+        </w:rPr>
+        <w:t xml:space="preserve"> Luego recogió el manto de Elías que había caído. Regresó a la orilla del río Jordán y golpeó el agua con el manto, mientras gritaba: —¿Dónde está el Dios de Elías? En cuanto golpeó el agua, esta se dividió. Eliseo cruzó por tierra seca.</w:t>
       </w:r>
     </w:p>
     <w:p>
@@ -839,7 +839,7 @@
         <w:rPr>
           <w:lang w:val="es_ES" w:bidi="es_ES"/>
         </w:rPr>
-        <w:t xml:space="preserve"> Cuando los profetas de Jericó vieron lo que pasó, dijeron:—¡El espíritu de Elías ahora está sobre Eliseo!Fueron a su encuentro y se postraron delante de él hasta tocar el suelo con la frente.</w:t>
+        <w:t xml:space="preserve"> Cuando los profetas de Jericó vieron lo que pasó, dijeron: —¡El espíritu de Elías ahora está sobre Eliseo! Fueron a su encuentro y se postraron delante de él hasta tocar el suelo con la frente.</w:t>
       </w:r>
     </w:p>
     <w:p>
@@ -860,7 +860,7 @@
         <w:rPr>
           <w:lang w:val="es_ES" w:bidi="es_ES"/>
         </w:rPr>
-        <w:t xml:space="preserve"> Luego le dijeron:—Señor, aquí hay 50 hombres fuertes entre nosotros. Permítenos enviarlos a buscar a tu maestro. Tal vez el Espíritu del Señor lo levantó y lo dejó en alguna montaña o en algún valle.—No —respondió Eliseo—, no los envíen.</w:t>
+        <w:t xml:space="preserve"> Luego le dijeron: —Señor, aquí hay 50 hombres fuertes entre nosotros. Permítenos enviarlos a buscar a tu maestro. Tal vez el Espíritu del Señor lo levantó y lo dejó en alguna montaña o en algún valle. —No —respondió Eliseo—, no los envíen.</w:t>
       </w:r>
     </w:p>
     <w:p>
@@ -881,7 +881,7 @@
         <w:rPr>
           <w:lang w:val="es_ES" w:bidi="es_ES"/>
         </w:rPr>
-        <w:t xml:space="preserve"> Pero ellos insistieron tanto que Eliseo se sintió incómodo. Finalmente les dijo:—Está bien, vayan.Los 50 hombres estuvieron buscando a Elías durante 3 días, pero no lo encontraron.</w:t>
+        <w:t xml:space="preserve"> Pero ellos insistieron tanto que Eliseo se sintió incómodo. Finalmente les dijo: —Está bien, vayan. Los 50 hombres estuvieron buscando a Elías durante 3 días, pero no lo encontraron.</w:t>
       </w:r>
     </w:p>
     <w:p>
@@ -902,7 +902,7 @@
         <w:rPr>
           <w:lang w:val="es_ES" w:bidi="es_ES"/>
         </w:rPr>
-        <w:t xml:space="preserve"> Cuando regresaron a Jericó, Eliseo todavía estaba allí.—¿No les dije que no fueran? —les dijo.</w:t>
+        <w:t xml:space="preserve"> Cuando regresaron a Jericó, Eliseo todavía estaba allí. —¿No les dije que no fueran? —les dijo.</w:t>
       </w:r>
     </w:p>
     <w:p>
@@ -923,7 +923,7 @@
         <w:rPr>
           <w:lang w:val="es_ES" w:bidi="es_ES"/>
         </w:rPr>
-        <w:t xml:space="preserve"> Cuando Eliseo volvió a Jericó, algunos líderes de la ciudad fueron a verlo.—Señor, como puedes ver, nuestra ciudad está en un buen lugar. Pero el agua está contaminada, y la tierra no produce nada —le dijeron.</w:t>
+        <w:t xml:space="preserve"> Cuando Eliseo volvió a Jericó, algunos líderes de la ciudad fueron a verlo. —Señor, como puedes ver, nuestra ciudad está en un buen lugar. Pero el agua está contaminada, y la tierra no produce nada —le dijeron.</w:t>
       </w:r>
     </w:p>
     <w:p>
@@ -944,7 +944,7 @@
         <w:rPr>
           <w:lang w:val="es_ES" w:bidi="es_ES"/>
         </w:rPr>
-        <w:t xml:space="preserve"> —Tráiganme una vasija nueva y échenle sal —les respondió Eliseo.Ellos se la llevaron.</w:t>
+        <w:t xml:space="preserve"> —Tráiganme una vasija nueva y échenle sal —les respondió Eliseo. Ellos se la llevaron.</w:t>
       </w:r>
     </w:p>
     <w:p>
@@ -965,7 +965,7 @@
         <w:rPr>
           <w:lang w:val="es_ES" w:bidi="es_ES"/>
         </w:rPr>
-        <w:t xml:space="preserve"> Entonces Eliseo fue al manantial y arrojó la sal en el agua.—Esto dice el Señor: "He purificado esta agua. Ya no causará más muerte ni hará que la tierra sea estéril" —declaró.</w:t>
+        <w:t xml:space="preserve"> Entonces Eliseo fue al manantial y arrojó la sal en el agua. —Esto dice el Señor: “He purificado esta agua. Ya no causará más muerte ni hará que la tierra sea estéril” —declaró.</w:t>
       </w:r>
     </w:p>
     <w:p>
@@ -1007,7 +1007,7 @@
         <w:rPr>
           <w:lang w:val="es_ES" w:bidi="es_ES"/>
         </w:rPr>
-        <w:t xml:space="preserve"> De Jericó, Eliseo se dirigió a Betel. Mientras caminaba por el camino, unos muchachos salieron de la ciudad. Empezaron a burlarse de él gritando:—¡Sube, calvo! ¡Sube, calvo!</w:t>
+        <w:t xml:space="preserve"> De Jericó, Eliseo se dirigió a Betel. Mientras caminaba por el camino, unos muchachos salieron de la ciudad. Empezaron a burlarse de él gritando: —¡Sube, calvo! ¡Sube, calvo!</w:t>
       </w:r>
     </w:p>
     <w:p>
@@ -1185,13 +1185,13 @@
           <w:vertAlign w:val="superscript"/>
           <w:lang w:val="es_ES" w:bidi="es_ES"/>
         </w:rPr>
-        <w:t>8</w:t>
-      </w:r>
-      <w:r>
-        <w:rPr>
-          <w:lang w:val="es_ES" w:bidi="es_ES"/>
-        </w:rPr>
-        <w:t xml:space="preserve"> El rey Jorán movilizó a todo Israel y envió este mensaje al rey Josafat de Judá:—El rey de Moab se ha rebelado contra mí. ¿Vendrás conmigo a pelear?—Sí, iré contigo —respondió Josafat—. Mi pueblo es tu pueblo, mis caballos son tus caballos. ¿Por dónde atacaremos?—Pasaremos por el desierto de Edom —respondió Jorán.</w:t>
+        <w:t>6-8</w:t>
+      </w:r>
+      <w:r>
+        <w:rPr>
+          <w:lang w:val="es_ES" w:bidi="es_ES"/>
+        </w:rPr>
+        <w:t xml:space="preserve"> El rey Jorán movilizó a todo Israel y envió este mensaje al rey Josafat de Judá: —El rey de Moab se ha rebelado contra mí. ¿Vendrás conmigo a pelear? —Sí, iré contigo —respondió Josafat—. Mi pueblo es tu pueblo, mis caballos son tus caballos. ¿Por dónde atacaremos? —Pasaremos por el desierto de Edom —respondió Jorán.</w:t>
       </w:r>
     </w:p>
     <w:p>
@@ -1254,7 +1254,7 @@
         <w:rPr>
           <w:lang w:val="es_ES" w:bidi="es_ES"/>
         </w:rPr>
-        <w:t xml:space="preserve"> Pero Josafat preguntó:—¿No hay por aquí algún profeta del Señor? Podemos preguntarle al Señor a través de él.Uno de los oficiales del rey de Israel dijo:—Aquí está Eliseo, hijo de Safat. Él era el ayudante de Elías.</w:t>
+        <w:t xml:space="preserve"> Pero Josafat preguntó: —¿No hay por aquí algún profeta del Señor? Podemos preguntarle al Señor a través de él. Uno de los oficiales del rey de Israel dijo: —Aquí está Eliseo, hijo de Safat. Él era el ayudante de Elías.</w:t>
       </w:r>
     </w:p>
     <w:p>
@@ -1275,7 +1275,7 @@
         <w:rPr>
           <w:lang w:val="es_ES" w:bidi="es_ES"/>
         </w:rPr>
-        <w:t xml:space="preserve"> —Muy bien —respondió Josafat—. Él nos dirá lo que el Señor quiere.Entonces los reyes de Israel, Judá y Edom fueron a ver a Eliseo.</w:t>
+        <w:t xml:space="preserve"> —Muy bien —respondió Josafat—. Él nos dirá lo que el Señor quiere. Entonces los reyes de Israel, Judá y Edom fueron a ver a Eliseo.</w:t>
       </w:r>
     </w:p>
     <w:p>
@@ -1296,7 +1296,7 @@
         <w:rPr>
           <w:lang w:val="es_ES" w:bidi="es_ES"/>
         </w:rPr>
-        <w:t xml:space="preserve"> —No tengo nada que hablar contigo —le dijo Eliseo al rey de Israel—. Ve a preguntarles a los profetas de tu padre y de tu madre.Pero el rey de Israel respondió:—No, porque el Señor fue quien nos trajo aquí para entregarnos al rey de Moab.</w:t>
+        <w:t xml:space="preserve"> —No tengo nada que hablar contigo —le dijo Eliseo al rey de Israel—. Ve a preguntarles a los profetas de tu padre y de tu madre. Pero el rey de Israel respondió: —No, porque el Señor fue quien nos trajo aquí para entregarnos al rey de Moab.</w:t>
       </w:r>
     </w:p>
     <w:p>
@@ -1317,7 +1317,7 @@
         <w:rPr>
           <w:lang w:val="es_ES" w:bidi="es_ES"/>
         </w:rPr>
-        <w:t xml:space="preserve"> Respondió Eliseo:—Yo sirvo al Señor Todopoderoso. Le tengo respeto al rey Josafat de Judá. Te juro algo por el Señor que si no fuera por Josafat, ni siquiera te miraría.</w:t>
+        <w:t xml:space="preserve"> Respondió Eliseo: —Yo sirvo al Señor Todopoderoso. Le tengo respeto al rey Josafat de Judá. Te juro por el Señor que, si no fuera por Josafat, ni siquiera te miraría.</w:t>
       </w:r>
     </w:p>
     <w:p>
@@ -1338,7 +1338,7 @@
         <w:rPr>
           <w:lang w:val="es_ES" w:bidi="es_ES"/>
         </w:rPr>
-        <w:t xml:space="preserve"> Tráiganme a alguien que toque el arpa.Mientras el músico tocaba, el poder del Señor vino sobre Eliseo.</w:t>
+        <w:t xml:space="preserve"> Tráiganme a alguien que toque el arpa. Mientras el músico tocaba, el poder del Señor vino sobre Eliseo.</w:t>
       </w:r>
     </w:p>
     <w:p>
@@ -1422,7 +1422,7 @@
         <w:rPr>
           <w:lang w:val="es_ES" w:bidi="es_ES"/>
         </w:rPr>
-        <w:t xml:space="preserve"> Conquistarán todas las ciudades importantes y las ciudades fortificadas. Cortarán todos los árboles frutales y taparán todos los manantiales. Llenarán de piedras todos los campos fértiles.</w:t>
+        <w:t xml:space="preserve"> Tomarán todas las ciudades importantes y las ciudades fortificadas. Cortarán todos los árboles frutales y taparán todos los manantiales. Llenarán de piedras todos los campos fértiles.</w:t>
       </w:r>
     </w:p>
     <w:p>
@@ -1627,7 +1627,7 @@
         <w:rPr>
           <w:lang w:val="es_ES" w:bidi="es_ES"/>
         </w:rPr>
-        <w:t xml:space="preserve"> La viuda de uno de los profetas le suplicó a Eliseo:—Mi esposo, tu siervo, ha muerto. Tú sabes que él honraba al Señor. Pero ahora el acreedor ha venido a llevarse a mis 2 hijos como esclavos.</w:t>
+        <w:t xml:space="preserve"> La viuda de uno de los profetas le suplicó a Eliseo: —Mi esposo, tu siervo, ha muerto. Tú sabes que él honraba al Señor. Pero ahora el acreedor ha venido a llevarse a mis 2 hijos como esclavos.</w:t>
       </w:r>
     </w:p>
     <w:p>
@@ -1648,7 +1648,7 @@
         <w:rPr>
           <w:lang w:val="es_ES" w:bidi="es_ES"/>
         </w:rPr>
-        <w:t xml:space="preserve"> —¿Qué puedo hacer por ti? —le preguntó Eliseo—. Dime, ¿qué tienes en tu casa?—No tengo nada —respondió ella—, solo un poco de aceite.</w:t>
+        <w:t xml:space="preserve"> —¿Qué puedo hacer por ti? —le preguntó Eliseo—. Dime, ¿qué tienes en tu casa? —No tengo nada —respondió ella—, solo un poco de aceite.</w:t>
       </w:r>
     </w:p>
     <w:p>
@@ -1732,7 +1732,7 @@
         <w:rPr>
           <w:lang w:val="es_ES" w:bidi="es_ES"/>
         </w:rPr>
-        <w:t xml:space="preserve"> Cuando todas las vasijas estuvieron llenas, le dijo a uno de sus hijos:—Tráeme otra vasija.—Ya no quedan más —le respondió.En ese momento dejó de fluir el aceite.</w:t>
+        <w:t xml:space="preserve"> Cuando todas las vasijas estuvieron llenas, le dijo a uno de sus hijos: —Tráeme otra vasija. —Ya no quedan más —le respondió. En ese momento dejó de fluir el aceite.</w:t>
       </w:r>
     </w:p>
     <w:p>
@@ -1753,7 +1753,7 @@
         <w:rPr>
           <w:lang w:val="es_ES" w:bidi="es_ES"/>
         </w:rPr>
-        <w:t xml:space="preserve"> Cuando ella fue a contarle al profeta lo que había pasado, él le dijo:— Vende el aceite y paga tus deudas con el dinero que recibas. Tú y tus hijos podrán vivir de lo que sobre.</w:t>
+        <w:t xml:space="preserve"> Cuando ella fue a contarle al profeta lo que había pasado, él le dijo: —Vende el aceite y paga tus deudas con el dinero que recibas. Tú y tus hijos podrán vivir de lo que sobre.</w:t>
       </w:r>
     </w:p>
     <w:p>
@@ -1795,7 +1795,7 @@
         <w:rPr>
           <w:lang w:val="es_ES" w:bidi="es_ES"/>
         </w:rPr>
-        <w:t xml:space="preserve"> La mujer le dijo a su esposo:—Estoy segura de que este hombre que pasa regularmente por nuestra casa es un profeta de Dios.</w:t>
+        <w:t xml:space="preserve"> La mujer le dijo a su esposo: —Estoy segura de que este hombre que pasa regularmente por nuestra casa es un profeta de Dios.</w:t>
       </w:r>
     </w:p>
     <w:p>
@@ -1831,13 +1831,13 @@
           <w:vertAlign w:val="superscript"/>
           <w:lang w:val="es_ES" w:bidi="es_ES"/>
         </w:rPr>
-        <w:t>12</w:t>
-      </w:r>
-      <w:r>
-        <w:rPr>
-          <w:lang w:val="es_ES" w:bidi="es_ES"/>
-        </w:rPr>
-        <w:t xml:space="preserve"> Un día, cuando Eliseo estaba descansando en la habitación, le dijo a su sirviente Guiezi:—Llama a la sunamita.Cuando ella llegó,</w:t>
+        <w:t>11-12</w:t>
+      </w:r>
+      <w:r>
+        <w:rPr>
+          <w:lang w:val="es_ES" w:bidi="es_ES"/>
+        </w:rPr>
+        <w:t xml:space="preserve"> Un día, cuando Eliseo estaba descansando en la habitación, le dijo a su sirviente Guiezi: —Llama a la sunamita. Cuando ella llegó,</w:t>
       </w:r>
     </w:p>
     <w:p>
@@ -1858,7 +1858,7 @@
         <w:rPr>
           <w:lang w:val="es_ES" w:bidi="es_ES"/>
         </w:rPr>
-        <w:t xml:space="preserve"> Eliseo le dijo a Guiezi:—Dile que apreciamos mucho su bondad. Pregúntale qué podemos hacer por ella. ¿Quiere que hable con el rey o con el comandante del ejército a favor de ella?Ella respondió:—No, estoy bien aquí con mi propia gente.</w:t>
+        <w:t xml:space="preserve"> Eliseo le dijo a Guiezi: —Dile que apreciamos mucho su bondad. Pregúntale qué podemos hacer por ella. ¿Quiere que hable con el rey o con el comandante del ejército a favor de ella? Ella respondió: —No, estoy bien aquí con mi propia gente.</w:t>
       </w:r>
     </w:p>
     <w:p>
@@ -1879,28 +1879,28 @@
         <w:rPr>
           <w:lang w:val="es_ES" w:bidi="es_ES"/>
         </w:rPr>
-        <w:t xml:space="preserve"> Más tarde, Eliseo le preguntó a Guiezi:—¿Qué podemos hacer por ella?Guiezi respondió:—No tiene hijos, y su esposo ya es muy viejo.</w:t>
-      </w:r>
-    </w:p>
-    <w:p>
-      <w:pPr/>
-      <w:r>
-        <w:rPr>
-          <w:lang w:val="es_ES" w:bidi="es_ES"/>
-        </w:rPr>
-      </w:r>
-      <w:r>
-        <w:rPr>
-          <w:vertAlign w:val="superscript"/>
-          <w:lang w:val="es_ES" w:bidi="es_ES"/>
-        </w:rPr>
-        <w:t>16</w:t>
-      </w:r>
-      <w:r>
-        <w:rPr>
-          <w:lang w:val="es_ES" w:bidi="es_ES"/>
-        </w:rPr>
-        <w:t xml:space="preserve"> Eliseo le dijo:—Llámala otra vez.Cuando ella regresó y se quedó de pie en la puerta, Eliseo le dijo:—El año que viene, por esta fecha, tendrás un hijo en tus brazos.Ella exclamó:—¡No, mi señor, hombre de Dios! No engañes a tu sierva.</w:t>
+        <w:t xml:space="preserve"> Más tarde, Eliseo le preguntó a Guiezi: —¿Qué podemos hacer por ella? Guiezi respondió: —No tiene hijos, y su esposo ya es muy viejo.</w:t>
+      </w:r>
+    </w:p>
+    <w:p>
+      <w:pPr/>
+      <w:r>
+        <w:rPr>
+          <w:lang w:val="es_ES" w:bidi="es_ES"/>
+        </w:rPr>
+      </w:r>
+      <w:r>
+        <w:rPr>
+          <w:vertAlign w:val="superscript"/>
+          <w:lang w:val="es_ES" w:bidi="es_ES"/>
+        </w:rPr>
+        <w:t>15-16</w:t>
+      </w:r>
+      <w:r>
+        <w:rPr>
+          <w:lang w:val="es_ES" w:bidi="es_ES"/>
+        </w:rPr>
+        <w:t xml:space="preserve"> Eliseo le dijo: —Llámala otra vez. Cuando ella regresó y se quedó de pie en la puerta, Eliseo le dijo: —El año que viene, por esta fecha, tendrás un hijo en tus brazos. Ella exclamó: —¡No, mi señor, hombre de Dios! No engañes a tu sierva.</w:t>
       </w:r>
     </w:p>
     <w:p>
@@ -1963,7 +1963,7 @@
         <w:rPr>
           <w:lang w:val="es_ES" w:bidi="es_ES"/>
         </w:rPr>
-        <w:t xml:space="preserve"> Se quejó con su padre:—¡Mi cabeza! ¡Me duele la cabeza!El padre le ordenó a un criado:—Llévalo con su madre.</w:t>
+        <w:t xml:space="preserve"> Se quejó con su padre: —¡Mi cabeza! ¡Me duele la cabeza! El padre le ordenó a un criado: —Llévalo con su madre.</w:t>
       </w:r>
     </w:p>
     <w:p>
@@ -2026,7 +2026,7 @@
         <w:rPr>
           <w:lang w:val="es_ES" w:bidi="es_ES"/>
         </w:rPr>
-        <w:t xml:space="preserve"> Luego mandó a llamar a su esposo:—Envíame a uno de los criados con una burra para ir a ver al profeta. Volveré enseguida.</w:t>
+        <w:t xml:space="preserve"> Luego mandó a llamar a su esposo: —Envíame a uno de los criados con una burra para ir a ver al profeta. Volveré enseguida.</w:t>
       </w:r>
     </w:p>
     <w:p>
@@ -2047,7 +2047,7 @@
         <w:rPr>
           <w:lang w:val="es_ES" w:bidi="es_ES"/>
         </w:rPr>
-        <w:t xml:space="preserve"> —¿Por qué vas a verlo hoy? —preguntó él—. No es luna nueva ni es sábado.—Es importante —dijo ella.</w:t>
+        <w:t xml:space="preserve"> —¿Por qué vas a verlo hoy? —preguntó él—. No es luna nueva ni es día de reposo. —Es importante —dijo ella.</w:t>
       </w:r>
     </w:p>
     <w:p>
@@ -2068,7 +2068,7 @@
         <w:rPr>
           <w:lang w:val="es_ES" w:bidi="es_ES"/>
         </w:rPr>
-        <w:t xml:space="preserve"> Enseguida mandó preparar la burra y le ordenó al sirviente:—Vamos. Avanza rápido. No te detengas a menos que yo te lo diga.</w:t>
+        <w:t xml:space="preserve"> Enseguida mandó preparar la burra y le ordenó al sirviente: —Vamos. Avanza rápido. No te detengas a menos que yo te lo diga.</w:t>
       </w:r>
     </w:p>
     <w:p>
@@ -2089,7 +2089,7 @@
         <w:rPr>
           <w:lang w:val="es_ES" w:bidi="es_ES"/>
         </w:rPr>
-        <w:t xml:space="preserve"> Cuando se acercaba al monte Carmelo, Eliseo la vio desde lejos. Le dijo a Guiezi:—Mira, ahí viene la sunamita.</w:t>
+        <w:t xml:space="preserve"> Cuando se acercaba al monte Carmelo, Eliseo la vio desde lejos. Le dijo a Guiezi: —Mira, ahí viene la sunamita.</w:t>
       </w:r>
     </w:p>
     <w:p>
@@ -2110,7 +2110,7 @@
         <w:rPr>
           <w:lang w:val="es_ES" w:bidi="es_ES"/>
         </w:rPr>
-        <w:t xml:space="preserve"> Corre a su encuentro. Pregúntale cómo está ella, cómo está su esposo y cómo está el niño.—Todo está bien —respondió ella a Guiezi.</w:t>
+        <w:t xml:space="preserve"> Corre a su encuentro. Pregúntale cómo está ella, cómo está su esposo y cómo está el niño. —Todo está bien —respondió ella a Guiezi.</w:t>
       </w:r>
     </w:p>
     <w:p>
@@ -2131,7 +2131,7 @@
         <w:rPr>
           <w:lang w:val="es_ES" w:bidi="es_ES"/>
         </w:rPr>
-        <w:t xml:space="preserve"> Pero cuando llegó donde estaba Eliseo, se tiró al suelo. Se aferró a sus pies. Guiezi se acercó para apartarla, pero el profeta le dijo:—Déjala. Está sufriendo mucho, y el Señor no me ha revelado por qué.</w:t>
+        <w:t xml:space="preserve"> Pero cuando llegó donde estaba Eliseo, se tiró al suelo. Se aferró a sus pies. Guiezi se acercó para apartarla, pero el profeta le dijo: —Déjala. Está sufriendo mucho, y el Señor no me ha revelado por qué.</w:t>
       </w:r>
     </w:p>
     <w:p>
@@ -2173,7 +2173,7 @@
         <w:rPr>
           <w:lang w:val="es_ES" w:bidi="es_ES"/>
         </w:rPr>
-        <w:t xml:space="preserve"> Eliseo le dijo a Guiezi:—Toma mi bastón y ve enseguida. No te detengas a hablar con nadie en el camino. Cuando llegues, pon el bastón sobre la cara del niño.</w:t>
+        <w:t xml:space="preserve"> Eliseo le dijo a Guiezi: —Toma mi bastón y ve enseguida. No te detengas a hablar con nadie en el camino. Cuando llegues, pon el bastón sobre la cara del niño.</w:t>
       </w:r>
     </w:p>
     <w:p>
@@ -2194,7 +2194,7 @@
         <w:rPr>
           <w:lang w:val="es_ES" w:bidi="es_ES"/>
         </w:rPr>
-        <w:t xml:space="preserve"> Pero la madre del niño le dijo:—Te juro por el Señor y por tu vida que no me iré sin ti.Entonces Eliseo fue con ella.</w:t>
+        <w:t xml:space="preserve"> Pero la madre del niño le dijo: —Te juro por el Señor y por tu vida que no me iré sin ti. Entonces Eliseo fue con ella.</w:t>
       </w:r>
     </w:p>
     <w:p>
@@ -2215,7 +2215,7 @@
         <w:rPr>
           <w:lang w:val="es_ES" w:bidi="es_ES"/>
         </w:rPr>
-        <w:t xml:space="preserve"> Guiezi se adelantó y puso el bastón sobre la cara del niño. Pero no pasó nada. El niño no dio señales de vida. Guiezi regresó a encontrarse con Eliseo y le dijo:—El niño sigue muerto.</w:t>
+        <w:t xml:space="preserve"> Guiezi se adelantó y puso el bastón sobre la cara del niño. Pero no pasó nada. El niño no dio señales de vida. Guiezi regresó a encontrarse con Eliseo y le dijo: —El niño sigue muerto.</w:t>
       </w:r>
     </w:p>
     <w:p>
@@ -2320,7 +2320,7 @@
         <w:rPr>
           <w:lang w:val="es_ES" w:bidi="es_ES"/>
         </w:rPr>
-        <w:t xml:space="preserve"> Entonces Eliseo llamó a Guiezi y le dijo:—Llama a la sunamita.Cuando ella llegó, Eliseo le dijo:—Aquí está tu hijo.</w:t>
+        <w:t xml:space="preserve"> Entonces Eliseo llamó a Guiezi y le dijo: —Llama a la sunamita. Cuando ella llegó, Eliseo le dijo: —Aquí está tu hijo.</w:t>
       </w:r>
     </w:p>
     <w:p>
@@ -2362,7 +2362,7 @@
         <w:rPr>
           <w:lang w:val="es_ES" w:bidi="es_ES"/>
         </w:rPr>
-        <w:t xml:space="preserve"> Eliseo regresó a Guilgal. Había hambre en la tierra.Un día, los profetas estaban reunidos con Eliseo. Él le dijo a su sirviente:—Pon la olla grande al fuego y prepara un guiso para estos hombres.</w:t>
+        <w:t xml:space="preserve"> Eliseo regresó a Guilgal. Había hambre en la tierra. Un día, los profetas estaban reunidos con Eliseo. Él le dijo a su sirviente: —Pon la olla grande al fuego y prepara un guiso para estos hombres.</w:t>
       </w:r>
     </w:p>
     <w:p>
@@ -2404,7 +2404,7 @@
         <w:rPr>
           <w:lang w:val="es_ES" w:bidi="es_ES"/>
         </w:rPr>
-        <w:t xml:space="preserve"> Sirvieron el guiso para que los hombres comieran. Pero apenas probaron la comida, gritaron:—¡Hombre de Dios, esta olla tiene veneno!No pudieron comerlo.</w:t>
+        <w:t xml:space="preserve"> Sirvieron el guiso para que los hombres comieran. Pero apenas probaron la comida, gritaron: —¡Hombre de Dios, esta olla tiene veneno! No pudieron comerlo.</w:t>
       </w:r>
     </w:p>
     <w:p>
@@ -2425,7 +2425,7 @@
         <w:rPr>
           <w:lang w:val="es_ES" w:bidi="es_ES"/>
         </w:rPr>
-        <w:t xml:space="preserve"> Eliseo dijo:—Tráiganme harina.La echó en la olla y dijo:—Sirvan a la gente para que coma.Y todos comieron sin que les pasara nada malo.</w:t>
+        <w:t xml:space="preserve"> Eliseo dijo: —Tráiganme harina. La echó en la olla y dijo: —Sirvan a la gente para que coma. Y todos comieron sin que les pasara nada malo.</w:t>
       </w:r>
     </w:p>
     <w:p>
@@ -2446,7 +2446,7 @@
         <w:rPr>
           <w:lang w:val="es_ES" w:bidi="es_ES"/>
         </w:rPr>
-        <w:t xml:space="preserve"> Un hombre de Baal Salisá llegó a visitar al hombre de Dios. Le trajo 20 panes de cebada hechos con el primer grano de la cosecha, además de algunas espigas frescas. Eliseo le dijo a su sirviente:—Reparte esto entre la gente para que coman.</w:t>
+        <w:t xml:space="preserve"> Un hombre de Baal Salisá llegó a visitar al hombre de Dios. Le trajo 20 panes de cebada hechos con el primer grano de la cosecha, además de algunas espigas frescas. Eliseo le dijo a su sirviente: —Reparte esto entre la gente para que coman.</w:t>
       </w:r>
     </w:p>
     <w:p>
@@ -2467,7 +2467,7 @@
         <w:rPr>
           <w:lang w:val="es_ES" w:bidi="es_ES"/>
         </w:rPr>
-        <w:t xml:space="preserve"> El sirviente preguntó:—¿Cómo voy a servir esto a 100 hombres?Pero Eliseo le respondió:—Dales de comer a la gente, porque el Señor dice que comerán y sobrará.</w:t>
+        <w:t xml:space="preserve"> El sirviente preguntó: —¿Cómo voy a servir esto a 100 hombres? Pero Eliseo le respondió: —Dales de comer a la gente, porque el Señor dice que comerán y sobrará.</w:t>
       </w:r>
     </w:p>
     <w:p>
@@ -2567,7 +2567,7 @@
         <w:rPr>
           <w:lang w:val="es_ES" w:bidi="es_ES"/>
         </w:rPr>
-        <w:t xml:space="preserve"> Un día, la niña le dijo a su ama:—Ojalá mi amo pudiera visitar al profeta que está en Samaria. Él lo sanaría de su enfermedad en la piel.</w:t>
+        <w:t xml:space="preserve"> Un día, la niña le dijo a su ama: —Ojalá mi amo pudiera visitar al profeta que está en Samaria. Él lo sanaría de su enfermedad en la piel.</w:t>
       </w:r>
     </w:p>
     <w:p>
@@ -2609,7 +2609,7 @@
         <w:rPr>
           <w:lang w:val="es_ES" w:bidi="es_ES"/>
         </w:rPr>
-        <w:t xml:space="preserve"> El rey le respondió:—Ve a visitarlo. Yo te daré una carta para el rey de Israel.Entonces Naamán se puso en marcha. Llevaba consigo 30.000 monedas de plata, 6.000 monedas de oro y 10 mudas de ropa.</w:t>
+        <w:t xml:space="preserve"> El rey le respondió: —Ve a visitarlo. Yo te daré una carta para el rey de Israel. Entonces Naamán se puso en marcha. Llevaba consigo 30.000 monedas de plata, 6.000 monedas de oro y 10 mudas de ropa.</w:t>
       </w:r>
     </w:p>
     <w:p>
@@ -2630,7 +2630,7 @@
         <w:rPr>
           <w:lang w:val="es_ES" w:bidi="es_ES"/>
         </w:rPr>
-        <w:t xml:space="preserve"> La carta que llevaba al rey de Israel decía: «Te envío a mi siervo Naamán para que lo sanes de su enfermedad en la piel».</w:t>
+        <w:t xml:space="preserve"> La carta que llevaba al rey de Israel decía: “Te envío a mi siervo Naamán para que lo sanes de su enfermedad en la piel”.</w:t>
       </w:r>
     </w:p>
     <w:p>
@@ -2651,7 +2651,7 @@
         <w:rPr>
           <w:lang w:val="es_ES" w:bidi="es_ES"/>
         </w:rPr>
-        <w:t xml:space="preserve"> Cuando el rey de Israel leyó la carta, rasgó su ropa y dijo:—¡Este hombre me manda a alguien con una enfermedad en la piel para que lo sane! ¿Acaso soy Dios, capaz de quitar la vida y darla? Está claro que ese rey solo busca un pretexto para atacarnos de nuevo.</w:t>
+        <w:t xml:space="preserve"> Cuando el rey de Israel leyó la carta, rasgó su ropa y dijo: —¡Este hombre me manda a alguien con una enfermedad en la piel para que lo sane! ¿Acaso soy Dios, capaz de quitar la vida y darla? Está claro que ese rey solo busca un pretexto para atacarnos de nuevo.</w:t>
       </w:r>
     </w:p>
     <w:p>
@@ -2672,7 +2672,7 @@
         <w:rPr>
           <w:lang w:val="es_ES" w:bidi="es_ES"/>
         </w:rPr>
-        <w:t xml:space="preserve"> Cuando el profeta Eliseo se enteró de que el rey de Israel había rasgado sus vestidos, le envió este mensaje:—¿Por qué estás tan angustiado? Mándame a Naamán, para que sepa que hay profeta en Israel.</w:t>
+        <w:t xml:space="preserve"> Cuando el profeta Eliseo se enteró de que el rey de Israel había rasgado sus vestidos, le envió este mensaje: —¿Por qué estás tan angustiado? Mándame a Naamán, para que sepa que hay profeta en Israel.</w:t>
       </w:r>
     </w:p>
     <w:p>
@@ -2735,7 +2735,7 @@
         <w:rPr>
           <w:lang w:val="es_ES" w:bidi="es_ES"/>
         </w:rPr>
-        <w:t xml:space="preserve"> Pero Naamán se enojó y se fue, diciendo:—Yo pensaba que el profeta saldría a recibirme. Pensé que invocaría el nombre del Señor su Dios. Esperaba que moviera su mano sobre la parte enferma y me sanara de mi enfermedad de la piel.</w:t>
+        <w:t xml:space="preserve"> Pero Naamán se enojó y se fue, diciendo: —Yo pensaba que el profeta saldría a recibirme. Pensé que invocaría el nombre del Señor su Dios. Esperaba que moviera su mano sobre la parte enferma y me sanara de mi enfermedad de la piel.</w:t>
       </w:r>
     </w:p>
     <w:p>
@@ -2756,7 +2756,7 @@
         <w:rPr>
           <w:lang w:val="es_ES" w:bidi="es_ES"/>
         </w:rPr>
-        <w:t xml:space="preserve"> Los ríos Abaná y Farfar, de Damasco, son mucho mejores que todos los ríos de Israel juntos. Si de ríos se trata, yo me lavaré en ellos. Así me libraré de mi enfermedad.Y se marchó furioso.</w:t>
+        <w:t xml:space="preserve"> Los ríos Abaná y Farfar, de Damasco, son mucho mejores que todos los ríos de Israel juntos. Si de ríos se trata, yo me lavaré en ellos. Así me libraré de mi enfermedad. Y se marchó furioso.</w:t>
       </w:r>
     </w:p>
     <w:p>
@@ -2777,7 +2777,7 @@
         <w:rPr>
           <w:lang w:val="es_ES" w:bidi="es_ES"/>
         </w:rPr>
-        <w:t xml:space="preserve"> Pero sus siervos se le acercaron y le dijeron:—Padre, si el profeta te hubiera pedido hacer algo difícil, ¿no lo habrías hecho? ¡Cuánto más si solo te dijo: "Lávate, y quedarás sano"!</w:t>
+        <w:t xml:space="preserve"> Pero sus siervos se le acercaron y le dijeron: —Padre, si el profeta te hubiera pedido hacer algo difícil, ¿no lo habrías hecho? ¡Cuánto más si solo te dijo: “Lávate, y quedarás sano”!</w:t>
       </w:r>
     </w:p>
     <w:p>
@@ -2819,7 +2819,7 @@
         <w:rPr>
           <w:lang w:val="es_ES" w:bidi="es_ES"/>
         </w:rPr>
-        <w:t xml:space="preserve"> Inmediatamente él y toda su comitiva regresaron a ver al profeta. Se presentó ante él y le dijo:—Ahora sé que no hay Dios en toda la tierra, sino el de Israel. Te ruego que aceptes un regalo.</w:t>
+        <w:t xml:space="preserve"> Inmediatamente él y toda su comitiva regresaron a ver al profeta. Se presentó ante él y le dijo: —Ahora sé que no hay Dios en toda la tierra, sino el de Israel. Te ruego que aceptes un regalo.</w:t>
       </w:r>
     </w:p>
     <w:p>
@@ -2840,7 +2840,7 @@
         <w:rPr>
           <w:lang w:val="es_ES" w:bidi="es_ES"/>
         </w:rPr>
-        <w:t xml:space="preserve"> Pero Eliseo respondió:—Juro por el Señor, en cuya presencia estoy, que no aceptaré nada.Naamán insistió en que lo aceptara, pero Eliseo se negó.</w:t>
+        <w:t xml:space="preserve"> Pero Eliseo respondió: —Juro por el Señor, en cuya presencia estoy, que no aceptaré nada. Naamán insistió en que lo aceptara, pero Eliseo se negó.</w:t>
       </w:r>
     </w:p>
     <w:p>
@@ -2903,7 +2903,7 @@
         <w:rPr>
           <w:lang w:val="es_ES" w:bidi="es_ES"/>
         </w:rPr>
-        <w:t xml:space="preserve"> —Ve en paz —le dijo Eliseo.Entonces Naamán emprendió el regreso.</w:t>
+        <w:t xml:space="preserve"> —Ve en paz —le dijo Eliseo. Entonces Naamán emprendió el regreso.</w:t>
       </w:r>
     </w:p>
     <w:p>
@@ -2924,7 +2924,7 @@
         <w:rPr>
           <w:lang w:val="es_ES" w:bidi="es_ES"/>
         </w:rPr>
-        <w:t xml:space="preserve"> Pero Guiezi, el sirviente de Eliseo, pensó: «Mi señor no debió dejar que este arameo se fuera sin aceptar lo que traía. Juro por el Señor que correré tras él y le pediré algo».</w:t>
+        <w:t xml:space="preserve"> Pero Guiezi, el sirviente de Eliseo, pensó: “Mi señor no debió dejar que este arameo se fuera sin aceptar lo que traía. Juro por el Señor que correré tras él y le pediré algo”.</w:t>
       </w:r>
     </w:p>
     <w:p>
@@ -2945,7 +2945,7 @@
         <w:rPr>
           <w:lang w:val="es_ES" w:bidi="es_ES"/>
         </w:rPr>
-        <w:t xml:space="preserve"> Así que salió corriendo detrás de Naamán. Naamán vio que Guiezi corría tras él. Se bajó del carruaje y fue a su encuentro.—¿Está todo bien? —preguntó.</w:t>
+        <w:t xml:space="preserve"> Así que salió corriendo detrás de Naamán. Naamán vio que Guiezi corría tras él. Se bajó del carruaje y fue a su encuentro. —¿Está todo bien? —preguntó.</w:t>
       </w:r>
     </w:p>
     <w:p>
@@ -2987,7 +2987,7 @@
         <w:rPr>
           <w:lang w:val="es_ES" w:bidi="es_ES"/>
         </w:rPr>
-        <w:t xml:space="preserve"> —Toma 60 kilos —insistió Naamán.Así que Naamán le entregó a Guiezi 2 mudas de ropa muy fina y 60 kilos de plata en 2 bolsas. Envió a 2 de sus sirvientes para que ayudaran a Guiezi a llevarlas.</w:t>
+        <w:t xml:space="preserve"> —Toma 60 kilos —insistió Naamán. Así que Naamán le entregó a Guiezi 2 mudas de ropa muy fina y 60 kilos de plata en 2 bolsas. Envió a 2 de sus sirvientes para que ayudaran a Guiezi a llevarlas.</w:t>
       </w:r>
     </w:p>
     <w:p>
@@ -3029,7 +3029,7 @@
         <w:rPr>
           <w:lang w:val="es_ES" w:bidi="es_ES"/>
         </w:rPr>
-        <w:t xml:space="preserve"> Guiezi se presentó ante Eliseo.—¿Dónde has estado, Guiezi? —le preguntó Eliseo.—En ninguna parte —respondió.</w:t>
+        <w:t xml:space="preserve"> Guiezi se presentó ante Eliseo. —¿Dónde has estado, Guiezi? —le preguntó Eliseo. —En ninguna parte —respondió.</w:t>
       </w:r>
     </w:p>
     <w:p>
@@ -3050,7 +3050,7 @@
         <w:rPr>
           <w:lang w:val="es_ES" w:bidi="es_ES"/>
         </w:rPr>
-        <w:t xml:space="preserve"> Pero Eliseo le dijo:—¿Acaso no estaba yo allí en espíritu cuando ese hombre se bajó de su carro para recibirte? ¿Te parece que este es el momento de aceptar dinero, ropa, olivares, viñedos, ovejas, bueyes o sirvientes?</w:t>
+        <w:t xml:space="preserve"> Pero Eliseo le dijo: —¿Acaso no estaba yo allí en espíritu cuando ese hombre se bajó de su carro para recibirte? ¿Te parece que este es el momento de aceptar dinero, ropa, olivares, viñedos, ovejas, bueyes o sirvientes?</w:t>
       </w:r>
     </w:p>
     <w:p>
@@ -3071,7 +3071,7 @@
         <w:rPr>
           <w:lang w:val="es_ES" w:bidi="es_ES"/>
         </w:rPr>
-        <w:t xml:space="preserve"> Por tu culpa, la enfermedad de la piel de Naamán se te pasará a ti y a tus descendientes para siempre.Tan pronto salió de la presencia de Eliseo, Guiezi quedó con la piel completamente blanca, a causa de la enfermedad.</w:t>
+        <w:t xml:space="preserve"> Por tu culpa, la enfermedad de la piel de Naamán se te pasará a ti y a tus descendientes para siempre. Tan pronto salió de la presencia de Eliseo, Guiezi quedó con la piel completamente blanca, a causa de la enfermedad.</w:t>
       </w:r>
     </w:p>
     <w:p>
@@ -3129,7 +3129,7 @@
         <w:rPr>
           <w:lang w:val="es_ES" w:bidi="es_ES"/>
         </w:rPr>
-        <w:t xml:space="preserve"> —Como puedes ver, el lugar donde nos reunimos contigo es demasiado pequeño. Permítenos ir al río Jordán. Conseguiremos madera para construir un lugar más grande donde podamos reunirnos.—Vayan —les dijo Eliseo.</w:t>
+        <w:t xml:space="preserve"> —Como puedes ver, el lugar donde nos reunimos contigo es demasiado pequeño. Permítenos ir al río Jordán. Conseguiremos madera para construir un lugar más grande donde podamos reunirnos. —Vayan —les dijo Eliseo.</w:t>
       </w:r>
     </w:p>
     <w:p>
@@ -3150,7 +3150,7 @@
         <w:rPr>
           <w:lang w:val="es_ES" w:bidi="es_ES"/>
         </w:rPr>
-        <w:t xml:space="preserve"> —Señor, acompáñanos —le dijo uno de ellos.—Iré con ustedes —respondió.</w:t>
+        <w:t xml:space="preserve"> —Señor, acompáñanos —le dijo uno de ellos. —Iré con ustedes —respondió.</w:t>
       </w:r>
     </w:p>
     <w:p>
@@ -3192,7 +3192,7 @@
         <w:rPr>
           <w:lang w:val="es_ES" w:bidi="es_ES"/>
         </w:rPr>
-        <w:t xml:space="preserve"> A uno de ellos se le cayó el hacha al río.—¡Señor, era prestada! —gritó.</w:t>
+        <w:t xml:space="preserve"> A uno de ellos se le cayó el hacha al río. —¡Señor, era prestada! —gritó.</w:t>
       </w:r>
     </w:p>
     <w:p>
@@ -3234,7 +3234,7 @@
         <w:rPr>
           <w:lang w:val="es_ES" w:bidi="es_ES"/>
         </w:rPr>
-        <w:t xml:space="preserve"> —Sácala —le dijo Eliseo.El joven extendió la mano y la sacó.</w:t>
+        <w:t xml:space="preserve"> —Sácala —le dijo Eliseo. El joven extendió la mano y la sacó.</w:t>
       </w:r>
     </w:p>
     <w:p>
@@ -3255,7 +3255,7 @@
         <w:rPr>
           <w:lang w:val="es_ES" w:bidi="es_ES"/>
         </w:rPr>
-        <w:t xml:space="preserve"> En cierta ocasión, el rey de Aram estaba en guerra con Israel. Les dijo a sus oficiales:—Vamos a acampar en tal lugar.</w:t>
+        <w:t xml:space="preserve"> En cierta ocasión, el rey de Aram estaba en guerra con Israel. Les dijo a sus oficiales: —Vamos a acampar en tal lugar.</w:t>
       </w:r>
     </w:p>
     <w:p>
@@ -3276,7 +3276,7 @@
         <w:rPr>
           <w:lang w:val="es_ES" w:bidi="es_ES"/>
         </w:rPr>
-        <w:t xml:space="preserve"> Inmediatamente Eliseo advirtió al rey de Israel:—No pasen por tal lugar. Los sirios están preparando una emboscada allí.</w:t>
+        <w:t xml:space="preserve"> Inmediatamente Eliseo advirtió al rey de Israel: —No pasen por tal lugar. Los arameos están preparando una emboscada allí.</w:t>
       </w:r>
     </w:p>
     <w:p>
@@ -3318,7 +3318,7 @@
         <w:rPr>
           <w:lang w:val="es_ES" w:bidi="es_ES"/>
         </w:rPr>
-        <w:t xml:space="preserve"> El rey de Aram, furioso, convocó a sus oficiales. Les preguntó:—¿Quién de ustedes está traicionándome? ¿Quién le informa al rey de Israel sobre mis planes?</w:t>
+        <w:t xml:space="preserve"> El rey de Aram, furioso, convocó a sus oficiales. Les preguntó: —¿Quién de ustedes está traicionándome? ¿Quién le informa al rey de Israel sobre mis planes?</w:t>
       </w:r>
     </w:p>
     <w:p>
@@ -3360,7 +3360,7 @@
         <w:rPr>
           <w:lang w:val="es_ES" w:bidi="es_ES"/>
         </w:rPr>
-        <w:t xml:space="preserve"> El rey ordenó:—Averigüen dónde está para que pueda enviar tropas a capturarlo.Le informaron que Eliseo estaba en Dotán.</w:t>
+        <w:t xml:space="preserve"> El rey ordenó: —Averigüen dónde está para que pueda enviar tropas a capturarlo. Le informaron que Eliseo estaba en Dotán.</w:t>
       </w:r>
     </w:p>
     <w:p>
@@ -3402,7 +3402,7 @@
         <w:rPr>
           <w:lang w:val="es_ES" w:bidi="es_ES"/>
         </w:rPr>
-        <w:t xml:space="preserve"> A la mañana siguiente, el sirviente del profeta se levantó temprano y salió. Entonces vio que un ejército con caballos y carros rodeaba la ciudad.—¡Ay, mi señor! ¿Qué vamos a hacer? —le preguntó a Eliseo.</w:t>
+        <w:t xml:space="preserve"> A la mañana siguiente, el sirviente del profeta se levantó temprano y salió. Entonces vio que un ejército con caballos y carros rodeaba la ciudad. —¡Ay, mi señor! ¿Qué vamos a hacer? —le preguntó a Eliseo.</w:t>
       </w:r>
     </w:p>
     <w:p>
@@ -3444,7 +3444,7 @@
         <w:rPr>
           <w:lang w:val="es_ES" w:bidi="es_ES"/>
         </w:rPr>
-        <w:t xml:space="preserve"> Entonces Eliseo oró:—Señor, ábrele los ojos a mi sirviente para que vea.El Señor le abrió los ojos al sirviente. Este vio que la colina estaba llena de caballos y carros de fuego alrededor de Eliseo.</w:t>
+        <w:t xml:space="preserve"> Entonces Eliseo oró: —Señor, ábrele los ojos a mi sirviente para que vea. El Señor le abrió los ojos al sirviente. Este vio que la colina estaba llena de caballos y carros de fuego alrededor de Eliseo.</w:t>
       </w:r>
     </w:p>
     <w:p>
@@ -3465,7 +3465,7 @@
         <w:rPr>
           <w:lang w:val="es_ES" w:bidi="es_ES"/>
         </w:rPr>
-        <w:t xml:space="preserve"> Cuando los arameos comenzaron a acercarse, Eliseo oró al Señor:—Hiere a esta gente con ceguera.Y el Señor los hirió con ceguera, tal como Eliseo lo había pedido.</w:t>
+        <w:t xml:space="preserve"> Cuando los arameos comenzaron a acercarse, Eliseo oró al Señor: —Hiere a esta gente con ceguera. Y el Señor los hirió con ceguera, tal como Eliseo lo había pedido.</w:t>
       </w:r>
     </w:p>
     <w:p>
@@ -3486,7 +3486,7 @@
         <w:rPr>
           <w:lang w:val="es_ES" w:bidi="es_ES"/>
         </w:rPr>
-        <w:t xml:space="preserve"> Entonces Eliseo salió y les dijo:—Se equivocaron de camino. Síganme y los llevaré ante el hombre que buscan.Y los condujo a Samaria.</w:t>
+        <w:t xml:space="preserve"> Entonces Eliseo salió y les dijo: —Se equivocaron de camino. Síganme y los llevaré ante el hombre que buscan. Y los condujo a Samaria.</w:t>
       </w:r>
     </w:p>
     <w:p>
@@ -3507,7 +3507,7 @@
         <w:rPr>
           <w:lang w:val="es_ES" w:bidi="es_ES"/>
         </w:rPr>
-        <w:t xml:space="preserve"> Cuando llegaron, Eliseo oró:—Señor, ábreles ahora los ojos para que vean.El Señor se los abrió. Descubrieron que estaban en Samaria, la capital de Israel.</w:t>
+        <w:t xml:space="preserve"> Cuando llegaron, Eliseo oró: —Señor, ábreles ahora los ojos para que vean. El Señor se los abrió. Descubrieron que estaban en Samaria, la capital de Israel.</w:t>
       </w:r>
     </w:p>
     <w:p>
@@ -3528,7 +3528,7 @@
         <w:rPr>
           <w:lang w:val="es_ES" w:bidi="es_ES"/>
         </w:rPr>
-        <w:t xml:space="preserve"> Cuando el rey de Israel los vio, le preguntó a Eliseo:—Padre, ¿los mataré? ¿Debo matarlos?</w:t>
+        <w:t xml:space="preserve"> Cuando el rey de Israel los vio, le preguntó a Eliseo: —Padre, ¿los mataré? ¿Debo matarlos?</w:t>
       </w:r>
     </w:p>
     <w:p>
@@ -3627,13 +3627,13 @@
           <w:vertAlign w:val="superscript"/>
           <w:lang w:val="es_ES" w:bidi="es_ES"/>
         </w:rPr>
-        <w:t>30</w:t>
-      </w:r>
-      <w:r>
-        <w:rPr>
-          <w:lang w:val="es_ES" w:bidi="es_ES"/>
-        </w:rPr>
-        <w:t xml:space="preserve"> Un día que el rey de Israel caminaba por la muralla de la ciudad, una mujer le gritó:—¡Auxilio, señor mío, mi rey!—Si el Señor no te ayuda, ¿qué puedo hacer yo? —le contestó—. No tengo ni grano ni vino para darte. ¿Qué te pasa? Ella respondió:—Esta mujer me dijo que nos comiéramos a mi hijo un día y al suyo al día siguiente. Cocinamos a mi hijo y nos lo comimos. Al día siguiente, cuando le pedí que me diera a su hijo para comérselo, ella lo escondió.Cuando el rey escuchó esto, rasgó su ropa. La gente que estaba mirando se dio cuenta de que debajo de su ropa real llevaba ropa áspera sobre su piel.</w:t>
+        <w:t>26-30</w:t>
+      </w:r>
+      <w:r>
+        <w:rPr>
+          <w:lang w:val="es_ES" w:bidi="es_ES"/>
+        </w:rPr>
+        <w:t xml:space="preserve"> Un día que el rey de Israel caminaba por la muralla de la ciudad, una mujer le gritó: —¡Auxilio, señor mío, mi rey! —Si el Señor no te ayuda, ¿qué puedo hacer yo? —le contestó—. No tengo ni grano ni vino para darte. ¿Qué te pasa? Ella respondió: —Esta mujer me dijo que nos comiéramos a mi hijo un día y al suyo al día siguiente. Cocinamos a mi hijo y nos lo comimos. Al día siguiente, cuando le pedí que me diera a su hijo para comérselo, ella lo escondió. Cuando el rey escuchó esto, rasgó su ropa. La gente que estaba mirando se dio cuenta de que debajo de su ropa real llevaba ropa áspera sobre su piel.</w:t>
       </w:r>
     </w:p>
     <w:p>
@@ -3654,7 +3654,7 @@
         <w:rPr>
           <w:lang w:val="es_ES" w:bidi="es_ES"/>
         </w:rPr>
-        <w:t xml:space="preserve"> El rey gritó:—¡Que Dios me castigue si hoy mismo no le corto la cabeza a Eliseo, el hijo de Safat!</w:t>
+        <w:t xml:space="preserve"> El rey gritó: —¡Que Dios me castigue si hoy mismo no le corto la cabeza a Eliseo, el hijo de Safat!</w:t>
       </w:r>
     </w:p>
     <w:p>
@@ -3675,7 +3675,7 @@
         <w:rPr>
           <w:lang w:val="es_ES" w:bidi="es_ES"/>
         </w:rPr>
-        <w:t xml:space="preserve"> Eliseo estaba sentado en su casa con los ancianos de Israel. El rey envió a un mensajero para arrestarlo. Pero antes de que el mensajero llegara, Eliseo les dijo a los ancianos:—Ese asesino ha mandado a alguien para cortarme la cabeza. Cuando llegue, cierren la puerta. No lo dejen entrar, porque su amo vendrá detrás de él.</w:t>
+        <w:t xml:space="preserve"> Eliseo estaba sentado en su casa con los ancianos de Israel. El rey envió a un mensajero para arrestarlo. Pero antes de que el mensajero llegara, Eliseo les dijo a los ancianos: —Ese asesino ha mandado a alguien para cortarme la cabeza. Cuando llegue, cierren la puerta. No lo dejen entrar, porque su amo vendrá detrás de él.</w:t>
       </w:r>
     </w:p>
     <w:p>
@@ -3696,7 +3696,7 @@
         <w:rPr>
           <w:lang w:val="es_ES" w:bidi="es_ES"/>
         </w:rPr>
-        <w:t xml:space="preserve"> Todavía estaba hablando cuando llegó el mensajero, seguido por el rey.—El Señor ha causado todo este sufrimiento —dijo el rey—. ¿Por qué debería seguir esperando su ayuda?</w:t>
+        <w:t xml:space="preserve"> Todavía estaba hablando cuando llegó el mensajero, seguido por el rey. —El Señor ha causado todo este sufrimiento —dijo el rey—. ¿Por qué debería seguir esperando su ayuda?</w:t>
       </w:r>
     </w:p>
     <w:p>
@@ -3733,7 +3733,7 @@
         <w:rPr>
           <w:lang w:val="es_ES" w:bidi="es_ES"/>
         </w:rPr>
-        <w:t xml:space="preserve"> Eliseo le respondió:—Esto lo dice el Señor. Mañana a esta hora, 5,5 kilos de harina fina se venderán en el mercado de Samaria por una sola moneda de plata. Lo mismo costarán 16 kilos de cebada.</w:t>
+        <w:t xml:space="preserve"> Eliseo le respondió: —Esto lo dice el Señor. Mañana a esta hora, 5,5 kilos de harina fina se venderán en el mercado de Samaria por una sola moneda de plata. Lo mismo costarán 16 kilos de cebada.</w:t>
       </w:r>
     </w:p>
     <w:p>
@@ -3754,7 +3754,7 @@
         <w:rPr>
           <w:lang w:val="es_ES" w:bidi="es_ES"/>
         </w:rPr>
-        <w:t xml:space="preserve"> El oficial que servía como ayudante del rey le dijo:—Eso no podría pasar ni aunque el Señor abriera ventanas en el cielo.Pero Eliseo le respondió:—Lo verás con tus propios ojos, pero no podrás comer nada de eso.</w:t>
+        <w:t xml:space="preserve"> El oficial que servía como ayudante del rey le dijo: —Eso no podría pasar ni aunque el Señor abriera ventanas en el cielo. Pero Eliseo le respondió: —Lo verás con tus propios ojos, pero no podrás comer nada de eso.</w:t>
       </w:r>
     </w:p>
     <w:p>
@@ -3775,7 +3775,7 @@
         <w:rPr>
           <w:lang w:val="es_ES" w:bidi="es_ES"/>
         </w:rPr>
-        <w:t xml:space="preserve"> Había 4 hombres con una enfermedad de la piel sentados afuera de la muralla de la ciudad. Se dijeron unos a otros:—¿Qué hacemos aquí sentados?</w:t>
+        <w:t xml:space="preserve"> Había 4 hombres con una enfermedad de la piel sentados afuera de la muralla de la ciudad. Se dijeron unos a otros: —¿Qué hacemos aquí sentados?</w:t>
       </w:r>
     </w:p>
     <w:p>
@@ -3838,7 +3838,7 @@
         <w:rPr>
           <w:lang w:val="es_ES" w:bidi="es_ES"/>
         </w:rPr>
-        <w:t xml:space="preserve"> El Señor había hecho que el ejército arameo escuchara ruido. Era el ruido de carros de guerra, caballos y un gran ejército que se acercaba. Los soldados arameos se dijeron entre ellos:—El rey de Israel contrató a los hititas y a los egipcios para que vengan a atacarnos.</w:t>
+        <w:t xml:space="preserve"> El Señor había hecho que el ejército arameo escuchara ruido. Era el ruido de carros de guerra, caballos y un gran ejército que se acercaba. Los soldados arameos se dijeron entre ellos: —El rey de Israel contrató a los hititas y a los egipcios para que vengan a atacarnos.</w:t>
       </w:r>
     </w:p>
     <w:p>
@@ -3901,7 +3901,7 @@
         <w:rPr>
           <w:lang w:val="es_ES" w:bidi="es_ES"/>
         </w:rPr>
-        <w:t xml:space="preserve"> Pero después se dijeron:—Lo que estamos haciendo no está bien. Hoy recibimos buenas noticias y no las estamos compartiendo con nadie. Si esperamos hasta mañana, nos van a castigar. Mejor regresemos y avisemos en el palacio.</w:t>
+        <w:t xml:space="preserve"> Pero después se dijeron: —Lo que estamos haciendo no está bien. Hoy recibimos buenas noticias y no las estamos compartiendo con nadie. Si esperamos hasta mañana, nos van a castigar. Mejor regresemos y avisemos en el palacio.</w:t>
       </w:r>
     </w:p>
     <w:p>
@@ -3922,7 +3922,7 @@
         <w:rPr>
           <w:lang w:val="es_ES" w:bidi="es_ES"/>
         </w:rPr>
-        <w:t xml:space="preserve"> Entonces regresaron a la ciudad y les contaron a los guardias de la puerta lo que había pasado. Les dijeron:—Fuimos al campamento arameo y no encontramos a nadie. Los caballos y los burros están atados. Las tiendas siguen en su lugar, pero no hay ni un alma por allí.</w:t>
+        <w:t xml:space="preserve"> Entonces regresaron a la ciudad y les contaron a los guardias de la puerta lo que había pasado. Les dijeron: —Fuimos al campamento arameo y no encontramos a nadie. Los caballos y los burros están atados. Las tiendas siguen en su lugar, pero no hay ni un alma por allí.</w:t>
       </w:r>
     </w:p>
     <w:p>
@@ -3964,7 +3964,7 @@
         <w:rPr>
           <w:lang w:val="es_ES" w:bidi="es_ES"/>
         </w:rPr>
-        <w:t xml:space="preserve"> El rey se levantó en medio de la noche y les dijo a sus oficiales:—Yo sé lo que está pasando. Los arameos saben que tenemos hambre. Por eso abandonaron el campamento y se escondieron en el campo. Piensan que vamos a salir de la ciudad. Cuando salgamos, nos van a capturar vivos y después van a entrar en la ciudad.</w:t>
+        <w:t xml:space="preserve"> El rey se levantó en medio de la noche y les dijo a sus oficiales: —Yo sé lo que está pasando. Los arameos saben que tenemos hambre. Por eso abandonaron el campamento y se escondieron en el campo. Piensan que vamos a salir de la ciudad. Cuando salgamos, nos van a capturar vivos y después van a entrar en la ciudad.</w:t>
       </w:r>
     </w:p>
     <w:p>
@@ -3985,7 +3985,7 @@
         <w:rPr>
           <w:lang w:val="es_ES" w:bidi="es_ES"/>
         </w:rPr>
-        <w:t xml:space="preserve"> Uno de sus oficiales propuso:—Enviemos a algunos hombres a investigar qué está pasando. Que vayan montados en 5 de los caballos que todavía quedan. Si les pasa algo, no será peor que quedarnos aquí. De todos modos, todos vamos a morir.</w:t>
+        <w:t xml:space="preserve"> Uno de sus oficiales propuso: —Enviemos a algunos hombres a investigar qué está pasando. Que vayan montados en 5 de los caballos que todavía quedan. Si les pasa algo, no será peor que quedarnos aquí. De todos modos, todos vamos a morir.</w:t>
       </w:r>
     </w:p>
     <w:p>
@@ -4111,7 +4111,7 @@
         <w:rPr>
           <w:lang w:val="es_ES" w:bidi="es_ES"/>
         </w:rPr>
-        <w:t xml:space="preserve"> El ayudante le respondió:—Eso no podría suceder ni aunque el Señor abriera las ventanas del cielo.Entonces el profeta le dijo:—Lo verás con tus propios ojos, pero no podrás comer nada de eso.</w:t>
+        <w:t xml:space="preserve"> El ayudante le respondió: —Eso no podría suceder ni aunque el Señor abriera las ventanas del cielo. Entonces el profeta le dijo: —Lo verás con tus propios ojos, pero no podrás comer nada de eso.</w:t>
       </w:r>
     </w:p>
     <w:p>
@@ -4169,7 +4169,7 @@
         <w:rPr>
           <w:lang w:val="es_ES" w:bidi="es_ES"/>
         </w:rPr>
-        <w:t xml:space="preserve"> Eliseo le había dicho a la mujer cuyo hijo había resucitado:—Vete con tu familia a donde puedas. El Señor enviará una gran hambre sobre Israel que durará 7 años.</w:t>
+        <w:t xml:space="preserve"> Eliseo le había dicho a la mujer cuyo hijo había resucitado: —Vete con tu familia a donde puedas. El Señor enviará una gran hambre sobre Israel que durará 7 años.</w:t>
       </w:r>
     </w:p>
     <w:p>
@@ -4253,7 +4253,7 @@
         <w:rPr>
           <w:lang w:val="es_ES" w:bidi="es_ES"/>
         </w:rPr>
-        <w:t xml:space="preserve"> Guiezi le estaba contando al rey cómo Eliseo había resucitado a un niño muerto. En ese mismo momento entró la madre del niño. Guiezi exclamó:—¡Señor, esta es la mujer y este es su hijo! ¡Este es el niño que Eliseo resucitó!</w:t>
+        <w:t xml:space="preserve"> Guiezi le estaba contando al rey cómo Eliseo había resucitado a un niño muerto. En ese mismo momento entró la madre del niño. Guiezi exclamó: —¡Señor, esta es la mujer y este es su hijo! ¡Este es el niño que Eliseo resucitó!</w:t>
       </w:r>
     </w:p>
     <w:p>
@@ -4274,7 +4274,7 @@
         <w:rPr>
           <w:lang w:val="es_ES" w:bidi="es_ES"/>
         </w:rPr>
-        <w:t xml:space="preserve"> El rey le preguntó a la mujer:—¿Es verdad?Ella le confirmó que sí. Entonces el rey ordenó a uno de sus funcionarios que se encargara de devolverle todo lo que le pertenecía. Inclusive debió devolverle las ganancias de las cosechas de su tierra desde el día que se fue hasta entonces.</w:t>
+        <w:t xml:space="preserve"> El rey le preguntó a la mujer: —¿Es verdad? Ella le confirmó que sí. Entonces el rey ordenó a uno de sus funcionarios que se encargara de devolverle todo lo que le pertenecía. Incluso debió devolverle las ganancias de las cosechas de su tierra desde el día que se fue hasta entonces.</w:t>
       </w:r>
     </w:p>
     <w:p>
@@ -4310,13 +4310,13 @@
           <w:vertAlign w:val="superscript"/>
           <w:lang w:val="es_ES" w:bidi="es_ES"/>
         </w:rPr>
-        <w:t>9</w:t>
-      </w:r>
-      <w:r>
-        <w:rPr>
-          <w:lang w:val="es_ES" w:bidi="es_ES"/>
-        </w:rPr>
-        <w:t xml:space="preserve"> El rey le dijo a Jazael:—Lleva un regalo al hombre de Dios. Pídele que consulte al Señor para saber si me voy a sanar.Jazael fue a ver a Eliseo. Llevó 40 camellos cargados con los mejores productos de Damasco como regalo. Cuando llegó donde estaba Eliseo, le dijo:—Ben Adad, rey de Aram, me ha enviado a preguntarte si se va a recuperar de su enfermedad.</w:t>
+        <w:t>8-9</w:t>
+      </w:r>
+      <w:r>
+        <w:rPr>
+          <w:lang w:val="es_ES" w:bidi="es_ES"/>
+        </w:rPr>
+        <w:t xml:space="preserve"> El rey le dijo a Jazael: —Lleva un regalo al hombre de Dios. Pídele que consulte al Señor para saber si me voy a sanar. Jazael fue a ver a Eliseo. Llevó 40 camellos cargados con los mejores productos de Damasco como regalo. Cuando llegó donde estaba Eliseo, le dijo: —Ben Adad, rey de Aram, me ha enviado a preguntarte si se va a recuperar de su enfermedad.</w:t>
       </w:r>
     </w:p>
     <w:p>
@@ -4337,7 +4337,7 @@
         <w:rPr>
           <w:lang w:val="es_ES" w:bidi="es_ES"/>
         </w:rPr>
-        <w:t xml:space="preserve"> Eliseo le respondió:—Dile que sí se sanará. Pero el Señor me ha revelado que en realidad va a morir.</w:t>
+        <w:t xml:space="preserve"> Eliseo le respondió: —Dile que sí se sanará. Pero el Señor me ha revelado que en realidad va a morir.</w:t>
       </w:r>
     </w:p>
     <w:p>
@@ -4379,7 +4379,7 @@
         <w:rPr>
           <w:lang w:val="es_ES" w:bidi="es_ES"/>
         </w:rPr>
-        <w:t xml:space="preserve"> Jazael le preguntó:—¿Por qué lloras, mi señor?Eliseo le respondió:—Porque sé todo el mal que les harás a los israelitas. Quemarás sus ciudades fortificadas. Matarás a sus jóvenes con espada. Estrellarás a sus niños contra las rocas. Y abrirás el vientre a sus mujeres embarazadas.</w:t>
+        <w:t xml:space="preserve"> Jazael le preguntó: —¿Por qué lloras, mi señor? Eliseo le respondió: —Porque sé todo el mal que les harás a los israelitas. Quemarás sus ciudades fortificadas. Matarás a sus jóvenes con espada. Estrellarás a sus niños contra las rocas. Y abrirás el vientre a sus mujeres embarazadas.</w:t>
       </w:r>
     </w:p>
     <w:p>
@@ -4400,7 +4400,7 @@
         <w:rPr>
           <w:lang w:val="es_ES" w:bidi="es_ES"/>
         </w:rPr>
-        <w:t xml:space="preserve"> Jazael dijo:—¿Acaso soy un perro para hacer algo tan terrible?Eliseo le respondió:—El Señor me ha revelado que tú serás rey de Aram.</w:t>
+        <w:t xml:space="preserve"> Jazael dijo: —¿Acaso soy un perro para hacer algo tan terrible? Eliseo le respondió: —El Señor me ha revelado que tú serás rey de Aram.</w:t>
       </w:r>
     </w:p>
     <w:p>
@@ -4421,7 +4421,7 @@
         <w:rPr>
           <w:lang w:val="es_ES" w:bidi="es_ES"/>
         </w:rPr>
-        <w:t xml:space="preserve"> Cuando Jazael regresó, el rey le preguntó:—¿Qué te dijo Eliseo?Jazael respondió:—Me dijo que te vas a recuperar.</w:t>
+        <w:t xml:space="preserve"> Cuando Jazael regresó, el rey le preguntó: —¿Qué te dijo Eliseo? Jazael respondió: —Me dijo que te vas a recuperar.</w:t>
       </w:r>
     </w:p>
     <w:p>
@@ -4773,7 +4773,7 @@
         <w:rPr>
           <w:lang w:val="es_ES" w:bidi="es_ES"/>
         </w:rPr>
-        <w:t xml:space="preserve"> Un día, el profeta Eliseo llamó a un miembro del grupo de profetas. Le dijo:—Prepárate para ir a Ramot de Galaad. Lleva contigo este frasco de aceite.</w:t>
+        <w:t xml:space="preserve"> Un día, el profeta Eliseo llamó a un miembro del grupo de profetas. Le dijo: —Prepárate para ir a Ramot de Galaad. Lleva contigo este frasco de aceite.</w:t>
       </w:r>
     </w:p>
     <w:p>
@@ -4857,7 +4857,7 @@
         <w:rPr>
           <w:lang w:val="es_ES" w:bidi="es_ES"/>
         </w:rPr>
-        <w:t xml:space="preserve"> encontró a Jehú sentado con los oficiales del ejército.—Comandante, tengo un mensaje para ti —le dijo.—¿Para cuál de todos nosotros? —preguntó Jehú.—Para ti, comandante —respondió el joven profeta.</w:t>
+        <w:t xml:space="preserve"> encontró a Jehú sentado con los oficiales del ejército. —Comandante, tengo un mensaje para ti —le dijo. —¿Para cuál de todos nosotros? —preguntó Jehú. —Para ti, comandante —respondió el joven profeta.</w:t>
       </w:r>
     </w:p>
     <w:p>
@@ -4878,7 +4878,7 @@
         <w:rPr>
           <w:lang w:val="es_ES" w:bidi="es_ES"/>
         </w:rPr>
-        <w:t xml:space="preserve"> Jehú se apartó de los demás oficiales y entró en la casa. El joven derramó el aceite sobre la cabeza de Jehú. Le dio el mensaje del Señor, Dios de Israel:—Te unjo como rey de mi pueblo Israel.</w:t>
+        <w:t xml:space="preserve"> Jehú se apartó de los demás oficiales y entró en la casa. El joven derramó el aceite sobre la cabeza de Jehú. Le dio el mensaje del Señor, Dios de Israel: —Te unjo como rey de mi pueblo Israel.</w:t>
       </w:r>
     </w:p>
     <w:p>
@@ -4962,7 +4962,7 @@
         <w:rPr>
           <w:lang w:val="es_ES" w:bidi="es_ES"/>
         </w:rPr>
-        <w:t xml:space="preserve"> Los perros se comerán a Jezabel en el campo de Jezrel. Nadie la sepultará.Tan pronto como dijo esto, el profeta abrió la puerta y salió corriendo.</w:t>
+        <w:t xml:space="preserve"> Los perros se comerán a Jezabel en el campo de Jezrel. Nadie la sepultará. Tan pronto como dijo esto, el profeta abrió la puerta y salió corriendo.</w:t>
       </w:r>
     </w:p>
     <w:p>
@@ -4983,7 +4983,7 @@
         <w:rPr>
           <w:lang w:val="es_ES" w:bidi="es_ES"/>
         </w:rPr>
-        <w:t xml:space="preserve"> Jehú regresó para reunirse con los oficiales, y uno de ellos le preguntó:—¿Qué quería ese loco? ¿Está todo bien?—Ustedes saben muy bien quién era y lo que quería —respondió Jehú.</w:t>
+        <w:t xml:space="preserve"> Jehú regresó para reunirse con los oficiales, y uno de ellos le preguntó: —¿Qué quería ese loco? ¿Está todo bien? —Ustedes saben muy bien quién era y lo que quería —respondió Jehú.</w:t>
       </w:r>
     </w:p>
     <w:p>
@@ -5004,7 +5004,7 @@
         <w:rPr>
           <w:lang w:val="es_ES" w:bidi="es_ES"/>
         </w:rPr>
-        <w:t xml:space="preserve"> —No, no lo sabemos —insistieron ellos—. Dinos qué te dijo.Entonces Jehú les respondió:—Me dijo que así dice el Señor: "Te he ungido como rey de Israel".</w:t>
+        <w:t xml:space="preserve"> —No, no lo sabemos —insistieron ellos—. Dinos qué te dijo. Entonces Jehú les respondió: —Me dijo que así dice el Señor: “Te he ungido como rey de Israel”.</w:t>
       </w:r>
     </w:p>
     <w:p>
@@ -5025,7 +5025,7 @@
         <w:rPr>
           <w:lang w:val="es_ES" w:bidi="es_ES"/>
         </w:rPr>
-        <w:t xml:space="preserve"> Rápidamente tomaron sus capas y las extendieron en el suelo a modo de alfombra. Tocaron la trompeta y gritaron:—¡Viva el rey Jehú!</w:t>
+        <w:t xml:space="preserve"> Rápidamente tomaron sus capas y las extendieron en el suelo a modo de alfombra. Tocaron la trompeta y gritaron: —¡Viva el rey Jehú!</w:t>
       </w:r>
     </w:p>
     <w:p>
@@ -5067,7 +5067,7 @@
         <w:rPr>
           <w:lang w:val="es_ES" w:bidi="es_ES"/>
         </w:rPr>
-        <w:t xml:space="preserve"> Pero Jorán fue herido por los arameos. Regresó a Jezrel para recuperarse de sus heridas.Entonces Jehú les dijo a los que estaban con él:—¿Ustedes quieren que yo sea rey? Entonces no permitan que nadie salga de la ciudad para llevar la noticia a Jezrel.</w:t>
+        <w:t xml:space="preserve"> Pero Jorán fue herido por los arameos. Regresó a Jezrel para recuperarse de sus heridas. Entonces Jehú les dijo a los que estaban con él: —¿Ustedes quieren que yo sea rey? Entonces no permitan que nadie salga de la ciudad para llevar la noticia a Jezrel.</w:t>
       </w:r>
     </w:p>
     <w:p>
@@ -5088,7 +5088,7 @@
         <w:rPr>
           <w:lang w:val="es_ES" w:bidi="es_ES"/>
         </w:rPr>
-        <w:t xml:space="preserve"> Luego Jehú subió a su carro y se dirigió a Jezrel. El rey Jorán estaba allí recuperándose de sus heridas.Ocozías, el rey de Judá, también estaba allí porque había ido a visitarlo.</w:t>
+        <w:t xml:space="preserve"> Luego Jehú subió a su carro y se dirigió a Jezrel. El rey Jorán estaba allí recuperándose de sus heridas. Ocozías, el rey de Judá, también estaba allí porque había ido a visitarlo.</w:t>
       </w:r>
     </w:p>
     <w:p>
@@ -5109,7 +5109,7 @@
         <w:rPr>
           <w:lang w:val="es_ES" w:bidi="es_ES"/>
         </w:rPr>
-        <w:t xml:space="preserve"> El soldado que vigilaba desde la torre de Jezrel vio que se acercaba la tropa de Jehú. Gritó:—¡Veo que se acerca una tropa!Jorán ordenó:—Envía un jinete a su encuentro para preguntarle si vienen en paz.</w:t>
+        <w:t xml:space="preserve"> El soldado que vigilaba desde la torre de Jezrel vio que se acercaba la tropa de Jehú. Gritó: —¡Veo que se acerca una tropa! Jorán ordenó: —Envía un jinete a su encuentro para preguntarle si vienen en paz.</w:t>
       </w:r>
     </w:p>
     <w:p>
@@ -5130,7 +5130,7 @@
         <w:rPr>
           <w:lang w:val="es_ES" w:bidi="es_ES"/>
         </w:rPr>
-        <w:t xml:space="preserve"> El jinete salió al encuentro de Jehú y le dijo:—El rey quiere saber si vienes en paz.Jehú le respondió:—¿Qué te importa a ti si vengo en paz? Ponte detrás de mí.El soldado informó al rey:—El mensajero llegó hasta ellos, pero no regresa.</w:t>
+        <w:t xml:space="preserve"> El jinete salió al encuentro de Jehú y le dijo: —El rey quiere saber si vienes en paz. Jehú le respondió: —¿Qué te importa a ti si vengo en paz? Ponte detrás de mí. El soldado informó al rey: —El mensajero llegó hasta ellos, pero no regresa.</w:t>
       </w:r>
     </w:p>
     <w:p>
@@ -5151,7 +5151,7 @@
         <w:rPr>
           <w:lang w:val="es_ES" w:bidi="es_ES"/>
         </w:rPr>
-        <w:t xml:space="preserve"> Entonces el rey envió un segundo jinete. Cuando llegó a donde estaba Jehú, le dijo:—El rey quiere saber si vienen en paz.Jehú le respondió:—¡Eso a ti no te importa! ¡Sígueme!</w:t>
+        <w:t xml:space="preserve"> Entonces el rey envió un segundo jinete. Cuando llegó a donde estaba Jehú, le dijo: —El rey quiere saber si vienen en paz. Jehú le respondió: —¡Eso a ti no te importa! ¡Sígueme!</w:t>
       </w:r>
     </w:p>
     <w:p>
@@ -5172,7 +5172,7 @@
         <w:rPr>
           <w:lang w:val="es_ES" w:bidi="es_ES"/>
         </w:rPr>
-        <w:t xml:space="preserve"> El soldado informó:—Tampoco regresa este. Pero la manera de conducir parece la de Jehú, hijo de Nimsí. Conduce como un loco.</w:t>
+        <w:t xml:space="preserve"> El soldado informó: —Tampoco regresa este. Pero la manera de conducir parece la de Jehú, hijo de Nimsí. Conduce como un loco.</w:t>
       </w:r>
     </w:p>
     <w:p>
@@ -5193,7 +5193,7 @@
         <w:rPr>
           <w:lang w:val="es_ES" w:bidi="es_ES"/>
         </w:rPr>
-        <w:t xml:space="preserve"> Entonces Jorán ordenó:—¡Preparen mi carro!Cuando estuvo listo, Jorán, rey de Israel, y Ocozías, rey de Judá, salieron cada uno en su carro. Fueron al encuentro de Jehú. Lo encontraron en el terreno que había sido de Nabot, de Jezrel.</w:t>
+        <w:t xml:space="preserve"> Entonces Jorán ordenó: —¡Preparen mi carro! Cuando estuvo listo, Jorán, rey de Israel, y Ocozías, rey de Judá, salieron cada uno en su carro. Fueron al encuentro de Jehú. Lo encontraron en el terreno que había sido de Nabot, de Jezrel.</w:t>
       </w:r>
     </w:p>
     <w:p>
@@ -5214,7 +5214,7 @@
         <w:rPr>
           <w:lang w:val="es_ES" w:bidi="es_ES"/>
         </w:rPr>
-        <w:t xml:space="preserve"> Jorán preguntó:—¿Vienes en paz, Jehú?Jehú respondió:—¿Cómo puede haber paz mientras continúan las idolatrías y brujerías de tu madre Jezabel?</w:t>
+        <w:t xml:space="preserve"> Jorán preguntó: —¿Vienes en paz, Jehú? Jehú respondió: —¿Cómo puede haber paz mientras continúan las idolatrías y brujerías de tu madre Jezabel?</w:t>
       </w:r>
     </w:p>
     <w:p>
@@ -5235,7 +5235,7 @@
         <w:rPr>
           <w:lang w:val="es_ES" w:bidi="es_ES"/>
         </w:rPr>
-        <w:t xml:space="preserve"> Entonces Jorán dio la vuelta para huir y le gritó a Ocozías:—¡Traición, Ocozías!</w:t>
+        <w:t xml:space="preserve"> Entonces Jorán dio la vuelta para huir y le gritó a Ocozías: —¡Traición, Ocozías!</w:t>
       </w:r>
     </w:p>
     <w:p>
@@ -5277,7 +5277,7 @@
         <w:rPr>
           <w:lang w:val="es_ES" w:bidi="es_ES"/>
         </w:rPr>
-        <w:t xml:space="preserve"> Jehú le dijo a su ayudante Bidcar:—Toma el cuerpo y arrójalo en el terreno que fue de Nabot, de Jezrel. Recuerda cuando tú y yo íbamos juntos en el carro detrás de su padre Acab. Entonces el Señor pronunció esta sentencia contra él:</w:t>
+        <w:t xml:space="preserve"> Jehú le dijo a su ayudante Bidcar: —Toma el cuerpo y arrójalo en el terreno que fue de Nabot, de Jezrel. Recuerda cuando tú y yo íbamos juntos en el carro detrás de su padre Acab. Entonces el Señor pronunció esta sentencia contra él:</w:t>
       </w:r>
     </w:p>
     <w:p>
@@ -5298,7 +5298,7 @@
         <w:rPr>
           <w:lang w:val="es_ES" w:bidi="es_ES"/>
         </w:rPr>
-        <w:t xml:space="preserve"> "Ayer vi la sangre de Nabot y de sus hijos. Por eso juro que te castigaré en este mismo terreno". Así que toma el cuerpo y arrójalo en el terreno, tal como el Señor lo dijo.</w:t>
+        <w:t xml:space="preserve"> "Ayer vi la sangre de Nabot y de sus hijos. Por eso juro que te castigaré en este mismo terreno”. Así que toma el cuerpo y arrójalo en el terreno, tal como el Señor lo dijo.</w:t>
       </w:r>
     </w:p>
     <w:p>
@@ -5319,7 +5319,7 @@
         <w:rPr>
           <w:lang w:val="es_ES" w:bidi="es_ES"/>
         </w:rPr>
-        <w:t xml:space="preserve"> Mientras tanto, el rey Ocozías de Judá había huido hacia Bet Hagán. Jehú lo persiguió gritando:—¡Mátenlo también a él!Lo hirieron en su carro cuando subía la cuesta de Gur, cerca de Ibleam. Ocozías logró llegar hasta Meguido, pero allí murió.</w:t>
+        <w:t xml:space="preserve"> Mientras tanto, el rey Ocozías de Judá había huido hacia Bet Hagán. Jehú lo persiguió gritando: —¡Mátenlo también a él! Lo hirieron en su carro cuando subía la cuesta de Gur, cerca de Ibleam. Ocozías logró llegar hasta Meguido, pero allí murió.</w:t>
       </w:r>
     </w:p>
     <w:p>
@@ -5403,7 +5403,7 @@
         <w:rPr>
           <w:lang w:val="es_ES" w:bidi="es_ES"/>
         </w:rPr>
-        <w:t xml:space="preserve"> En el momento en que Jehú entró por la puerta del palacio, ella le gritó con burla:—¿Cómo estás, Zimri, asesino de tu rey?</w:t>
+        <w:t xml:space="preserve"> En el momento en que Jehú entró por la puerta del palacio, ella le gritó con burla: —¿Cómo estás, Zimri, asesino de tu rey?</w:t>
       </w:r>
     </w:p>
     <w:p>
@@ -5424,7 +5424,7 @@
         <w:rPr>
           <w:lang w:val="es_ES" w:bidi="es_ES"/>
         </w:rPr>
-        <w:t xml:space="preserve"> Jehú levantó la mirada y la vio en la ventana. Gritó:—¿Quién está de mi parte?Unos 2 o 3 oficiales del palacio se asomaron por la ventana.</w:t>
+        <w:t xml:space="preserve"> Jehú levantó la mirada y la vio en la ventana. Gritó: —¿Quién está de mi parte? Unos 2 o 3 oficiales del palacio se asomaron por la ventana.</w:t>
       </w:r>
     </w:p>
     <w:p>
@@ -5445,7 +5445,7 @@
         <w:rPr>
           <w:lang w:val="es_ES" w:bidi="es_ES"/>
         </w:rPr>
-        <w:t xml:space="preserve"> —¡Arrójenla abajo! —les ordenó Jehú.Ellos la arrojaron. Su sangre salpicó la muralla y a los caballos que la pisotearon.</w:t>
+        <w:t xml:space="preserve"> —¡Arrójenla abajo! —les ordenó Jehú. Ellos la arrojaron. Su sangre salpicó la muralla y a los caballos que la pisotearon.</w:t>
       </w:r>
     </w:p>
     <w:p>
@@ -5466,7 +5466,7 @@
         <w:rPr>
           <w:lang w:val="es_ES" w:bidi="es_ES"/>
         </w:rPr>
-        <w:t xml:space="preserve"> Después Jehú entró en el palacio a comer y beber. Más tarde dijo:—Vayan y entierren a esa mujer maldita, porque es hija de un rey.</w:t>
+        <w:t xml:space="preserve"> Después Jehú entró en el palacio a comer y beber. Más tarde dijo: —Vayan y entierren a esa mujer maldita, porque es hija de un rey.</w:t>
       </w:r>
     </w:p>
     <w:p>
@@ -5508,7 +5508,7 @@
         <w:rPr>
           <w:lang w:val="es_ES" w:bidi="es_ES"/>
         </w:rPr>
-        <w:t xml:space="preserve"> Cuando regresaron a contarle lo que habían encontrado, Jehú dijo:—Esto es lo que el Señor anunció por medio de su siervo Elías de Tisbe: "En el territorio de Jezrel los perros devorarán la carne de Jezabel.</w:t>
+        <w:t xml:space="preserve"> Cuando regresaron a contarle lo que habían encontrado, Jehú dijo: —Esto es lo que el Señor anunció por medio de su siervo Elías de Tisbe: “En el territorio de Jezrel los perros devorarán la carne de Jezabel.</w:t>
       </w:r>
     </w:p>
     <w:p>
@@ -5529,7 +5529,7 @@
         <w:rPr>
           <w:lang w:val="es_ES" w:bidi="es_ES"/>
         </w:rPr>
-        <w:t xml:space="preserve"> Su cuerpo quedará esparcido como estiércol sobre el campo. Nadie podrá identificar sus restos".</w:t>
+        <w:t xml:space="preserve"> Su cuerpo quedará esparcido como estiércol sobre el campo. Nadie podrá identificar sus restos”.</w:t>
       </w:r>
     </w:p>
     <w:p>
@@ -5581,13 +5581,13 @@
           <w:vertAlign w:val="superscript"/>
           <w:lang w:val="es_ES" w:bidi="es_ES"/>
         </w:rPr>
-        <w:t>3</w:t>
-      </w:r>
-      <w:r>
-        <w:rPr>
-          <w:lang w:val="es_ES" w:bidi="es_ES"/>
-        </w:rPr>
-        <w:t xml:space="preserve"> «Al recibir esta carta, elijan al mejor de los hijos de Acab para que sea su rey. Prepárenlo para luchar por su trono. Ustedes tienen carros, caballos, una ciudad fortificada y armas. Prepárense para defender a la familia de su rey».</w:t>
+        <w:t>2-3</w:t>
+      </w:r>
+      <w:r>
+        <w:rPr>
+          <w:lang w:val="es_ES" w:bidi="es_ES"/>
+        </w:rPr>
+        <w:t xml:space="preserve"> «Al recibir esta carta, elijan al mejor de los hijos de Acab para que sea su rey. Prepárenlo para luchar por su trono. Ustedes tienen carros, caballos, una ciudad fortificada y armas. Prepárense para defender a la familia de su rey”.</w:t>
       </w:r>
     </w:p>
     <w:p>
@@ -5608,7 +5608,7 @@
         <w:rPr>
           <w:lang w:val="es_ES" w:bidi="es_ES"/>
         </w:rPr>
-        <w:t xml:space="preserve"> Cuando recibieron las cartas, sintieron mucho miedo y dijeron:—Si 2 reyes no pudieron derrotar a este hombre, ¿cómo vamos a derrotarlo nosotros?</w:t>
+        <w:t xml:space="preserve"> Cuando recibieron las cartas, sintieron mucho miedo y dijeron: —Si 2 reyes no pudieron derrotar a este hombre, ¿cómo vamos a derrotarlo nosotros?</w:t>
       </w:r>
     </w:p>
     <w:p>
@@ -5629,7 +5629,7 @@
         <w:rPr>
           <w:lang w:val="es_ES" w:bidi="es_ES"/>
         </w:rPr>
-        <w:t xml:space="preserve"> Entonces le enviaron una respuesta. Venía de parte del administrador del palacio y el gobernador de la ciudad. También venía de parte de las demás autoridades y los que cuidaban a los hijos de Acab. El mensaje decía: «Somos tus siervos y haremos todo lo que nos digas. No proclamaremos rey a ninguno de los hijos de Acab. Haz lo que te parezca mejor».</w:t>
+        <w:t xml:space="preserve"> Entonces le enviaron una respuesta. Venía de parte del administrador del palacio y el gobernador de la ciudad. También venía de parte de las demás autoridades y los que cuidaban a los hijos de Acab. El mensaje decía: “Somos tus siervos y haremos todo lo que nos digas. No proclamaremos rey a ninguno de los hijos de Acab. Haz lo que te parezca mejor”.</w:t>
       </w:r>
     </w:p>
     <w:p>
@@ -5650,7 +5650,7 @@
         <w:rPr>
           <w:lang w:val="es_ES" w:bidi="es_ES"/>
         </w:rPr>
-        <w:t xml:space="preserve"> Jehú les escribió otra carta que decía: «Están de mi lado y están dispuestos a obedecerme. Entonces tomen las cabezas de los hijos de Acab y tráiganmelas mañana a esta hora a Jezrel».Los 70 hijos del rey Acab vivían con los hombres importantes de la ciudad. Estos se encargaban de criarlos.</w:t>
+        <w:t xml:space="preserve"> Jehú les escribió otra carta que decía: “Están de mi lado y están dispuestos a obedecerme. Entonces tomen las cabezas de los hijos de Acab y tráiganmelas mañana a esta hora a Jezrel”. Los 70 hijos del rey Acab vivían con los hombres importantes de la ciudad. Estos se encargaban de criarlos.</w:t>
       </w:r>
     </w:p>
     <w:p>
@@ -5707,13 +5707,13 @@
           <w:vertAlign w:val="superscript"/>
           <w:lang w:val="es_ES" w:bidi="es_ES"/>
         </w:rPr>
-        <w:t>10</w:t>
-      </w:r>
-      <w:r>
-        <w:rPr>
-          <w:lang w:val="es_ES" w:bidi="es_ES"/>
-        </w:rPr>
-        <w:t xml:space="preserve"> Por la mañana, Jehú salió y habló a la multitud que se había reunido:—Ustedes son inocentes. Yo conspiré contra mi señor y lo maté, pero ¿quién mató a todos estos? Sepan que se cumplirá todo lo que el Señor dijo acerca de la familia de Acab. Él declaró por medio de su siervo Elías que esto les ocurriría a los descendientes de Acab.</w:t>
+        <w:t>9-10</w:t>
+      </w:r>
+      <w:r>
+        <w:rPr>
+          <w:lang w:val="es_ES" w:bidi="es_ES"/>
+        </w:rPr>
+        <w:t xml:space="preserve"> Por la mañana, Jehú salió y habló a la multitud que se había reunido: —Ustedes son inocentes. Yo conspiré contra mi señor y lo maté, pero ¿quién mató a todos estos? Sepan que se cumplirá todo lo que el Señor dijo acerca de la familia de Acab. Él declaró por medio de su siervo Elías que esto les ocurriría a los descendientes de Acab.</w:t>
       </w:r>
     </w:p>
     <w:p>
@@ -5776,7 +5776,7 @@
         <w:rPr>
           <w:lang w:val="es_ES" w:bidi="es_ES"/>
         </w:rPr>
-        <w:t xml:space="preserve"> Allí se cruzó con unos parientes del rey Ocozías, de Judá.—¿Quiénes son ustedes? —les preguntó.Ellos respondieron:—Somos parientes del rey Ocozías. Vamos a Samaria a visitar a los hijos del rey Acab y de la reina Jezabel.</w:t>
+        <w:t xml:space="preserve"> Allí se cruzó con unos parientes del rey Ocozías, de Judá. —¿Quiénes son ustedes? —les preguntó. Ellos respondieron: —Somos parientes del rey Ocozías. Vamos a Samaria a visitar a los hijos del rey Acab y de la reina Jezabel.</w:t>
       </w:r>
     </w:p>
     <w:p>
@@ -5797,7 +5797,7 @@
         <w:rPr>
           <w:lang w:val="es_ES" w:bidi="es_ES"/>
         </w:rPr>
-        <w:t xml:space="preserve"> Jehú mandó:—¡Captúrenlos vivos!Sus soldados los capturaron y los llevaron junto al pozo de Bet Équed. Allí los mataron a todos. En total eran 42. Ninguno quedó con vida.</w:t>
+        <w:t xml:space="preserve"> Jehú mandó: —¡Captúrenlos vivos! Sus soldados los capturaron y los llevaron junto al pozo de Bet Équed. Allí los mataron a todos. En total eran 42. Ninguno quedó con vida.</w:t>
       </w:r>
     </w:p>
     <w:p>
@@ -5818,7 +5818,7 @@
         <w:rPr>
           <w:lang w:val="es_ES" w:bidi="es_ES"/>
         </w:rPr>
-        <w:t xml:space="preserve"> Al salir de allí, se cruzó con Jonadab, hijo de Recab. Este venía a su encuentro. Después de saludarlo, Jehú le preguntó:—¿Eres leal a mí como yo lo soy a ti?—Sí —respondió Jonadab.—Entonces dame tu mano —le dijo Jehú.Y lo ayudó a subir al carro real.</w:t>
+        <w:t xml:space="preserve"> Al salir de allí, se cruzó con Jonadab, hijo de Recab. Este venía a su encuentro. Después de saludarlo, Jehú le preguntó: —¿Eres leal a mí como yo lo soy a ti? —Sí —respondió Jonadab. —Entonces dame tu mano —le dijo Jehú. Y lo ayudó a subir al carro real.</w:t>
       </w:r>
     </w:p>
     <w:p>
@@ -5839,7 +5839,7 @@
         <w:rPr>
           <w:lang w:val="es_ES" w:bidi="es_ES"/>
         </w:rPr>
-        <w:t xml:space="preserve"> —Ven conmigo —le dijo Jehú a Jonadab—. Quiero que veas cuánto me apasiona servir al Señor.Jonadab se fue con él en su carro.</w:t>
+        <w:t xml:space="preserve"> —Ven conmigo —le dijo Jehú a Jonadab—. Quiero que veas cuánto me apasiona servir al Señor. Jonadab se fue con él en su carro.</w:t>
       </w:r>
     </w:p>
     <w:p>
@@ -5881,7 +5881,7 @@
         <w:rPr>
           <w:lang w:val="es_ES" w:bidi="es_ES"/>
         </w:rPr>
-        <w:t xml:space="preserve"> Después Jehú reunió a todos los habitantes de la ciudad y les dijo:—Acab sirvió muy poco a Baal comparado con lo que yo voy a hacer.</w:t>
+        <w:t xml:space="preserve"> Después Jehú reunió a todos los habitantes de la ciudad y les dijo: —Acab sirvió muy poco a Baal comparado con lo que yo voy a hacer.</w:t>
       </w:r>
     </w:p>
     <w:p>
@@ -5902,22 +5902,22 @@
         <w:rPr>
           <w:lang w:val="es_ES" w:bidi="es_ES"/>
         </w:rPr>
-        <w:t xml:space="preserve"> Llamen a todos los profetas de Baal. Llamen a todos sus sacerdotes y a todos los que lo adoran. Que no falte ni uno solo, porque voy a celebrar un gran sacrificio en honor a Baal. Cualquiera que no venga morirá.Pero Jehú estaba mintiendo. Su plan era destruir a todos los que adoraban a Baal.</w:t>
-      </w:r>
-    </w:p>
-    <w:p>
-      <w:pPr/>
-      <w:r>
-        <w:rPr>
-          <w:lang w:val="es_ES" w:bidi="es_ES"/>
-        </w:rPr>
-      </w:r>
-      <w:r>
-        <w:rPr>
-          <w:vertAlign w:val="superscript"/>
-          <w:lang w:val="es_ES" w:bidi="es_ES"/>
-        </w:rPr>
-        <w:t>21</w:t>
+        <w:t xml:space="preserve"> Llamen a todos los profetas de Baal. Llamen a todos sus sacerdotes y a todos los que lo adoran. Que no falte ni uno solo, porque voy a celebrar un gran sacrificio en honor a Baal. Cualquiera que no venga morirá. Pero Jehú estaba mintiendo. Su plan era destruir a todos los que adoraban a Baal.</w:t>
+      </w:r>
+    </w:p>
+    <w:p>
+      <w:pPr/>
+      <w:r>
+        <w:rPr>
+          <w:lang w:val="es_ES" w:bidi="es_ES"/>
+        </w:rPr>
+      </w:r>
+      <w:r>
+        <w:rPr>
+          <w:vertAlign w:val="superscript"/>
+          <w:lang w:val="es_ES" w:bidi="es_ES"/>
+        </w:rPr>
+        <w:t>20-21</w:t>
       </w:r>
       <w:r>
         <w:rPr>
@@ -5944,7 +5944,7 @@
         <w:rPr>
           <w:lang w:val="es_ES" w:bidi="es_ES"/>
         </w:rPr>
-        <w:t xml:space="preserve"> Entonces Jehú le ordenó al encargado del vestuario:—Saca vestiduras para todos los adoradores de Baal.</w:t>
+        <w:t xml:space="preserve"> Entonces Jehú le ordenó al encargado del vestuario: —Saca vestiduras para todos los adoradores de Baal.</w:t>
       </w:r>
     </w:p>
     <w:p>
@@ -5965,7 +5965,7 @@
         <w:rPr>
           <w:lang w:val="es_ES" w:bidi="es_ES"/>
         </w:rPr>
-        <w:t xml:space="preserve"> Cuando todos estaban vestidos, Jehú y Jonadab, hijo de Recab, entraron en el templo de Baal. Les dijeron a los adoradores:—Revisen bien y asegúrense de que aquí solo haya adoradores de Baal. Que no haya ni uno solo de los que adoran al Señor.</w:t>
+        <w:t xml:space="preserve"> Cuando todos estaban vestidos, Jehú y Jonadab, hijo de Recab, entraron en el templo de Baal. Les dijeron a los adoradores: —Revisen bien y asegúrense de que aquí solo haya adoradores de Baal. Que no haya ni uno solo de los que adoran al Señor.</w:t>
       </w:r>
     </w:p>
     <w:p>
@@ -5986,7 +5986,7 @@
         <w:rPr>
           <w:lang w:val="es_ES" w:bidi="es_ES"/>
         </w:rPr>
-        <w:t xml:space="preserve"> Los sacerdotes de Baal comenzaron a ofrecer sacrificios y ofrendas quemadas. Jehú ya había bloqueado el edificio con 80 de sus hombres. Les había advertido:—Si alguno de ustedes deja escapar a alguien, pagará con su vida.</w:t>
+        <w:t xml:space="preserve"> Los sacerdotes de Baal comenzaron a ofrecer sacrificios y ofrendas quemadas. Jehú ya había bloqueado el edificio con 80 de sus hombres. Les había advertido: —Si alguno de ustedes deja escapar a alguien, pagará con su vida.</w:t>
       </w:r>
     </w:p>
     <w:p>
@@ -6007,7 +6007,7 @@
         <w:rPr>
           <w:lang w:val="es_ES" w:bidi="es_ES"/>
         </w:rPr>
-        <w:t xml:space="preserve"> Terminaron de ofrecer la ofrenda quemada. Entonces Jehú les ordenó a sus guardias y oficiales:—Entren y mátenlos a todos. Que no escape ni uno solo.Los guardias y oficiales los mataron a espada. Sacaron los cuerpos y entraron en la parte interior del templo de Baal.</w:t>
+        <w:t xml:space="preserve"> Terminaron de ofrecer la ofrenda quemada. Entonces Jehú les ordenó a sus guardias y oficiales: —Entren y mátenlos a todos. Que no escape ni uno solo. Los guardias y oficiales los mataron a espada. Sacaron los cuerpos y entraron en la parte interior del templo de Baal.</w:t>
       </w:r>
     </w:p>
     <w:p>
@@ -6112,7 +6112,7 @@
         <w:rPr>
           <w:lang w:val="es_ES" w:bidi="es_ES"/>
         </w:rPr>
-        <w:t xml:space="preserve"> El Señor le dijo a Jehú:—Actuaste bien al hacer lo que es correcto delante de mí. Hiciste con la familia de Acab exactamente lo que yo había planeado. Por eso, tus descendientes gobernarán Israel hasta la cuarta generación.</w:t>
+        <w:t xml:space="preserve"> El Señor le dijo a Jehú: —Actuaste bien al hacer lo que es correcto delante de mí. Hiciste con la familia de Acab exactamente lo que yo había planeado. Por eso, tus descendientes gobernarán Israel hasta la cuarta generación.</w:t>
       </w:r>
     </w:p>
     <w:p>
@@ -6148,7 +6148,7 @@
           <w:vertAlign w:val="superscript"/>
           <w:lang w:val="es_ES" w:bidi="es_ES"/>
         </w:rPr>
-        <w:t>33</w:t>
+        <w:t>32-33</w:t>
       </w:r>
       <w:r>
         <w:rPr>
@@ -6317,7 +6317,7 @@
         <w:rPr>
           <w:lang w:val="es_ES" w:bidi="es_ES"/>
         </w:rPr>
-        <w:t xml:space="preserve"> En el año séptimo, el sacerdote Joyadá mandó llamar a los comandantes de las unidades de 100 soldados. Joyadá los reunión en el templo del Señor. Hizo un acuerdo con ellos y les pidió que hicieran un juramento en el templo del Señor. Y les mostró al hijo del rey.</w:t>
+        <w:t xml:space="preserve"> En el año séptimo, el sacerdote Joyadá mandó llamar a los comandantes de las unidades de 100 soldados. Joyadá los reunió en el templo del Señor. Hizo un acuerdo con ellos y les pidió que hicieran un juramento en el templo del Señor. Y les mostró al hijo del rey.</w:t>
       </w:r>
     </w:p>
     <w:p>
@@ -6338,28 +6338,28 @@
         <w:rPr>
           <w:lang w:val="es_ES" w:bidi="es_ES"/>
         </w:rPr>
-        <w:t xml:space="preserve"> Luego les dio estas instrucciones:—Un tercio de ustedes vigilará el palacio real. Son los que entran de guardia el día sábado.</w:t>
-      </w:r>
-    </w:p>
-    <w:p>
-      <w:pPr/>
-      <w:r>
-        <w:rPr>
-          <w:lang w:val="es_ES" w:bidi="es_ES"/>
-        </w:rPr>
-      </w:r>
-      <w:r>
-        <w:rPr>
-          <w:vertAlign w:val="superscript"/>
-          <w:lang w:val="es_ES" w:bidi="es_ES"/>
-        </w:rPr>
-        <w:t>8</w:t>
-      </w:r>
-      <w:r>
-        <w:rPr>
-          <w:lang w:val="es_ES" w:bidi="es_ES"/>
-        </w:rPr>
-        <w:t xml:space="preserve"> Otro tercio vigilará la puerta sur. El último tercio vigilará la puerta detrás del cuartel de la guardia. Así vigilarán el templo. Hay 2 grupos que no están de servicio el día sábado. Harán guardia en el templo del Señor para proteger al rey. Rodeen al rey por todos lados, cada uno con sus armas en la mano. Maten a cualquiera que intente acercarse. Permanezcan con el rey dondequiera que vaya.</w:t>
+        <w:t xml:space="preserve"> Luego les dio estas instrucciones: —Un tercio de ustedes vigilará el palacio real. Son los que entran de guardia el día de reposo.</w:t>
+      </w:r>
+    </w:p>
+    <w:p>
+      <w:pPr/>
+      <w:r>
+        <w:rPr>
+          <w:lang w:val="es_ES" w:bidi="es_ES"/>
+        </w:rPr>
+      </w:r>
+      <w:r>
+        <w:rPr>
+          <w:vertAlign w:val="superscript"/>
+          <w:lang w:val="es_ES" w:bidi="es_ES"/>
+        </w:rPr>
+        <w:t>6-8</w:t>
+      </w:r>
+      <w:r>
+        <w:rPr>
+          <w:lang w:val="es_ES" w:bidi="es_ES"/>
+        </w:rPr>
+        <w:t xml:space="preserve"> Otro tercio vigilará la puerta sur. El último tercio vigilará la puerta detrás del cuartel de la guardia. Así vigilarán el templo. Hay 2 grupos que no están de servicio el día de reposo. Harán guardia en el templo del Señor para proteger al rey. Rodeen al rey por todos lados, cada uno con sus armas en la mano. Maten a cualquiera que intente acercarse. Permanezcan con el rey dondequiera que vaya.</w:t>
       </w:r>
     </w:p>
     <w:p>
@@ -6380,7 +6380,7 @@
         <w:rPr>
           <w:lang w:val="es_ES" w:bidi="es_ES"/>
         </w:rPr>
-        <w:t xml:space="preserve"> Los comandantes hicieron todo lo que el sacerdote Joyadá les ordenó. Cada uno tomó a sus hombres, tanto a los que entraban de guardia el día sábado como a los que salían.</w:t>
+        <w:t xml:space="preserve"> Los comandantes hicieron todo lo que el sacerdote Joyadá les ordenó. Cada uno tomó a sus hombres, tanto a los que entraban de guardia el día de reposo como a los que salían.</w:t>
       </w:r>
     </w:p>
     <w:p>
@@ -6443,28 +6443,28 @@
         <w:rPr>
           <w:lang w:val="es_ES" w:bidi="es_ES"/>
         </w:rPr>
-        <w:t xml:space="preserve"> Entonces Joyadá sacó al joven príncipe. Le puso la corona y le entregó una copia del pacto. Luego lo ungió y lo proclamó rey. Todos aplaudieron y gritaron:—¡Viva el rey!</w:t>
-      </w:r>
-    </w:p>
-    <w:p>
-      <w:pPr/>
-      <w:r>
-        <w:rPr>
-          <w:lang w:val="es_ES" w:bidi="es_ES"/>
-        </w:rPr>
-      </w:r>
-      <w:r>
-        <w:rPr>
-          <w:vertAlign w:val="superscript"/>
-          <w:lang w:val="es_ES" w:bidi="es_ES"/>
-        </w:rPr>
-        <w:t>14</w:t>
-      </w:r>
-      <w:r>
-        <w:rPr>
-          <w:lang w:val="es_ES" w:bidi="es_ES"/>
-        </w:rPr>
-        <w:t xml:space="preserve"> Cuando Atalía escuchó el ruido de la multitud, fue al templo del Señor. Allí vio al nuevo rey de pie junto a la columna, como era la costumbre,. Estaba rodeado de los comandantes y los trompetistas. Toda la gente se alegraba y tocaba las trompetas. Entonces Atalía rasgó sus vestidos y gritó:—¡Traición! ¡Traición!</w:t>
+        <w:t xml:space="preserve"> Entonces Joyadá sacó al joven príncipe. Le puso la corona y le entregó una copia del pacto. Luego lo ungió y lo proclamó rey. Todos aplaudieron y gritaron: —¡Viva el rey!</w:t>
+      </w:r>
+    </w:p>
+    <w:p>
+      <w:pPr/>
+      <w:r>
+        <w:rPr>
+          <w:lang w:val="es_ES" w:bidi="es_ES"/>
+        </w:rPr>
+      </w:r>
+      <w:r>
+        <w:rPr>
+          <w:vertAlign w:val="superscript"/>
+          <w:lang w:val="es_ES" w:bidi="es_ES"/>
+        </w:rPr>
+        <w:t>13-14</w:t>
+      </w:r>
+      <w:r>
+        <w:rPr>
+          <w:lang w:val="es_ES" w:bidi="es_ES"/>
+        </w:rPr>
+        <w:t xml:space="preserve"> Cuando Atalía escuchó el ruido de la multitud, fue al templo del Señor. Allí vio al nuevo rey de pie junto a la columna, como era la costumbre. Estaba rodeado de los comandantes y los trompetistas. Toda la gente se alegraba y tocaba las trompetas. Entonces Atalía rasgó sus vestidos y gritó: —¡Traición! ¡Traición!</w:t>
       </w:r>
     </w:p>
     <w:p>
@@ -6485,7 +6485,7 @@
         <w:rPr>
           <w:lang w:val="es_ES" w:bidi="es_ES"/>
         </w:rPr>
-        <w:t xml:space="preserve"> El sacerdote Joyadá ordenó a los comandantes de las tropas:—Sáquenla del templo y maten a cualquiera que la siga.</w:t>
+        <w:t xml:space="preserve"> El sacerdote Joyadá ordenó a los comandantes de las tropas: —Sáquenla del templo y maten a cualquiera que la siga.</w:t>
       </w:r>
     </w:p>
     <w:p>
@@ -6705,13 +6705,13 @@
           <w:vertAlign w:val="superscript"/>
           <w:lang w:val="es_ES" w:bidi="es_ES"/>
         </w:rPr>
-        <w:t>5</w:t>
-      </w:r>
-      <w:r>
-        <w:rPr>
-          <w:lang w:val="es_ES" w:bidi="es_ES"/>
-        </w:rPr>
-        <w:t xml:space="preserve"> Joás les dijo a los sacerdotes:—Tomen todo el dinero que la gente trae como ofrenda sagrada al templo del Señor. Tomen tanto el impuesto del censo como las ofrendas voluntarias. Úsenlo para reparar los daños del templo.</w:t>
+        <w:t>4-5</w:t>
+      </w:r>
+      <w:r>
+        <w:rPr>
+          <w:lang w:val="es_ES" w:bidi="es_ES"/>
+        </w:rPr>
+        <w:t xml:space="preserve"> Joás les dijo a los sacerdotes: —Tomen todo el dinero que la gente trae como ofrenda sagrada al templo del Señor. Tomen tanto el impuesto del censo como las ofrendas voluntarias. Úsenlo para reparar los daños del templo.</w:t>
       </w:r>
     </w:p>
     <w:p>
@@ -6753,7 +6753,7 @@
         <w:rPr>
           <w:lang w:val="es_ES" w:bidi="es_ES"/>
         </w:rPr>
-        <w:t xml:space="preserve"> Entonces el rey Joás llamó al sacerdote Joyadá y a los demás sacerdotes, y les dijo:—¿Por qué no han reparado los daños del templo? De ahora en adelante no reciban más dinero de los donantes. Entréguenlo para reparar el templo.</w:t>
+        <w:t xml:space="preserve"> Entonces el rey Joás llamó al sacerdote Joyadá y a los demás sacerdotes, y les dijo: —¿Por qué no han reparado los daños del templo? De ahora en adelante no reciban más dinero de los donantes. Entréguenlo para reparar el templo.</w:t>
       </w:r>
     </w:p>
     <w:p>
@@ -6831,7 +6831,7 @@
           <w:vertAlign w:val="superscript"/>
           <w:lang w:val="es_ES" w:bidi="es_ES"/>
         </w:rPr>
-        <w:t>12</w:t>
+        <w:t>11-12</w:t>
       </w:r>
       <w:r>
         <w:rPr>
@@ -6852,7 +6852,7 @@
           <w:vertAlign w:val="superscript"/>
           <w:lang w:val="es_ES" w:bidi="es_ES"/>
         </w:rPr>
-        <w:t>14</w:t>
+        <w:t>13-14</w:t>
       </w:r>
       <w:r>
         <w:rPr>
@@ -7315,7 +7315,7 @@
         <w:rPr>
           <w:lang w:val="es_ES" w:bidi="es_ES"/>
         </w:rPr>
-        <w:t xml:space="preserve"> Cuando Eliseo cayó gravemente enfermo, el rey Joás de Israel fue a visitarlo. Se inclinó sobre él, lloró y exclamó:—¡Padre mío, padre mío! ¡Carro y caballería de Israel!</w:t>
+        <w:t xml:space="preserve"> Cuando Eliseo cayó gravemente enfermo, el rey Joás de Israel fue a visitarlo. Se inclinó sobre él, lloró y exclamó: —¡Padre mío, padre mío! ¡Carro y caballería de Israel!</w:t>
       </w:r>
     </w:p>
     <w:p>
@@ -7336,28 +7336,28 @@
         <w:rPr>
           <w:lang w:val="es_ES" w:bidi="es_ES"/>
         </w:rPr>
-        <w:t xml:space="preserve"> Eliseo le dijo:—Trae un arco y algunas flechas.El rey así lo hizo.</w:t>
-      </w:r>
-    </w:p>
-    <w:p>
-      <w:pPr/>
-      <w:r>
-        <w:rPr>
-          <w:lang w:val="es_ES" w:bidi="es_ES"/>
-        </w:rPr>
-      </w:r>
-      <w:r>
-        <w:rPr>
-          <w:vertAlign w:val="superscript"/>
-          <w:lang w:val="es_ES" w:bidi="es_ES"/>
-        </w:rPr>
-        <w:t>17</w:t>
-      </w:r>
-      <w:r>
-        <w:rPr>
-          <w:lang w:val="es_ES" w:bidi="es_ES"/>
-        </w:rPr>
-        <w:t xml:space="preserve"> Eliseo le dijo:—Abre la ventana que da hacia el oriente.El rey la abrió. Entonces Eliseo le dijo:—Pon tu mano sobre el arco.El rey puso su mano sobre el arco, y Eliseo puso sus manos sobre las del rey. Luego le ordenó:—Dispara.El rey disparó. Entonces Eliseo exclamó:—Esta es la flecha de la victoria del Señor, la flecha de la victoria sobre Aram. Derrotarás a los arameos en Afec hasta destruirlos por completo.</w:t>
+        <w:t xml:space="preserve"> Eliseo le dijo: —Trae un arco y algunas flechas. El rey así lo hizo.</w:t>
+      </w:r>
+    </w:p>
+    <w:p>
+      <w:pPr/>
+      <w:r>
+        <w:rPr>
+          <w:lang w:val="es_ES" w:bidi="es_ES"/>
+        </w:rPr>
+      </w:r>
+      <w:r>
+        <w:rPr>
+          <w:vertAlign w:val="superscript"/>
+          <w:lang w:val="es_ES" w:bidi="es_ES"/>
+        </w:rPr>
+        <w:t>16-17</w:t>
+      </w:r>
+      <w:r>
+        <w:rPr>
+          <w:lang w:val="es_ES" w:bidi="es_ES"/>
+        </w:rPr>
+        <w:t xml:space="preserve"> Eliseo le dijo: —Abre la ventana que da hacia el oriente. El rey la abrió. Entonces Eliseo le dijo: —Pon tu mano sobre el arco. El rey puso su mano sobre el arco, y Eliseo puso sus manos sobre las del rey. Luego le ordenó: —Dispara. El rey disparó. Entonces Eliseo exclamó: —Esta es la flecha de la victoria del Señor, la flecha de la victoria sobre Aram. Derrotarás a los arameos en Afec hasta destruirlos por completo.</w:t>
       </w:r>
     </w:p>
     <w:p>
@@ -7378,7 +7378,7 @@
         <w:rPr>
           <w:lang w:val="es_ES" w:bidi="es_ES"/>
         </w:rPr>
-        <w:t xml:space="preserve"> Ahora toma las otras flechas y golpea el suelo con ellas.El rey las tomó. Golpeó el suelo 3 veces y se detuvo.</w:t>
+        <w:t xml:space="preserve"> Ahora toma las otras flechas y golpea el suelo con ellas. El rey las tomó. Golpeó el suelo 3 veces y se detuvo.</w:t>
       </w:r>
     </w:p>
     <w:p>
@@ -7399,49 +7399,28 @@
         <w:rPr>
           <w:lang w:val="es_ES" w:bidi="es_ES"/>
         </w:rPr>
-        <w:t xml:space="preserve"> El profeta se enojó con él y le dijo:—Debiste haber golpeado 5 o 6 veces. Si hubieras golpeado 5 o 6 veces, habrías derrotado a los arameos hasta acabar con ellos por completo. Pero ahora solo los vencerás 3 veces.</w:t>
-      </w:r>
-    </w:p>
-    <w:p>
-      <w:pPr/>
-      <w:r>
-        <w:rPr>
-          <w:lang w:val="es_ES" w:bidi="es_ES"/>
-        </w:rPr>
-      </w:r>
-      <w:r>
-        <w:rPr>
-          <w:vertAlign w:val="superscript"/>
-          <w:lang w:val="es_ES" w:bidi="es_ES"/>
-        </w:rPr>
-        <w:t>21</w:t>
-      </w:r>
-      <w:r>
-        <w:rPr>
-          <w:lang w:val="es_ES" w:bidi="es_ES"/>
-        </w:rPr>
-        <w:t xml:space="preserve"> Eliseo murió y lo enterraron. Cada año, grupos de bandidos moabitas entraban en el país cuando llegaba la primavera. Un día, unos hombres enterraban a un muerto. Vieron que se acercaba uno de esos grupos de bandidos. Asustados, lanzaron el cadáver en la tumba de Eliseo. En cuanto el cuerpo tocó los huesos de Eliseo, el hombre volvió a vivir y se levantó.</w:t>
-      </w:r>
-    </w:p>
-    <w:p>
-      <w:pPr/>
-      <w:r>
-        <w:rPr>
-          <w:lang w:val="es_ES" w:bidi="es_ES"/>
-        </w:rPr>
-      </w:r>
-      <w:r>
-        <w:rPr>
-          <w:vertAlign w:val="superscript"/>
-          <w:lang w:val="es_ES" w:bidi="es_ES"/>
-        </w:rPr>
-        <w:t>22</w:t>
-      </w:r>
-      <w:r>
-        <w:rPr>
-          <w:lang w:val="es_ES" w:bidi="es_ES"/>
-        </w:rPr>
-        <w:t xml:space="preserve"> Jazael, rey de Aram, oprimió a Israel durante todo el tiempo que reinó Joacaz.</w:t>
+        <w:t xml:space="preserve"> El profeta se enojó con él y le dijo: —Debiste haber golpeado 5 o 6 veces. Si hubieras golpeado 5 o 6 veces, habrías derrotado a los arameos hasta acabar con ellos por completo. Pero ahora solo los vencerás 3 veces.</w:t>
+      </w:r>
+    </w:p>
+    <w:p>
+      <w:pPr/>
+      <w:r>
+        <w:rPr>
+          <w:lang w:val="es_ES" w:bidi="es_ES"/>
+        </w:rPr>
+      </w:r>
+      <w:r>
+        <w:rPr>
+          <w:vertAlign w:val="superscript"/>
+          <w:lang w:val="es_ES" w:bidi="es_ES"/>
+        </w:rPr>
+        <w:t>21-22</w:t>
+      </w:r>
+      <w:r>
+        <w:rPr>
+          <w:lang w:val="es_ES" w:bidi="es_ES"/>
+        </w:rPr>
+        <w:t xml:space="preserve"> Eliseo murió y lo enterraron. Cada año, grupos de bandidos moabitas entraban en el país cuando llegaba la primavera. Un día, unos hombres enterraban a un muerto. Vieron que se acercaba uno de esos grupos de bandidos. Asustados, lanzaron el cadáver en la tumba de Eliseo. En cuanto el cuerpo tocó los huesos de Eliseo, el hombre volvió a vivir y se levantó. Jazael, rey de Aram, oprimió a Israel durante todo el tiempo que reinó Joacaz.</w:t>
       </w:r>
     </w:p>
     <w:p>
@@ -7646,7 +7625,7 @@
         <w:rPr>
           <w:lang w:val="es_ES" w:bidi="es_ES"/>
         </w:rPr>
-        <w:t xml:space="preserve"> Pero no mató a los hijos de ellos. Obedeció lo que el Señor había ordenado en la ley de Moisés: «No morirán los padres por los pecados de los hijos. Los hijos no morirán por los pecados de los padres. Cada uno morirá por su propio pecado».</w:t>
+        <w:t xml:space="preserve"> Pero no mató a los hijos de ellos. Obedeció lo que el Señor había ordenado en la ley de Moisés: “No morirán los padres por los pecados de los hijos. Los hijos no morirán por los pecados de los padres. Cada uno morirá por su propio pecado”.</w:t>
       </w:r>
     </w:p>
     <w:p>
@@ -7667,7 +7646,7 @@
         <w:rPr>
           <w:lang w:val="es_ES" w:bidi="es_ES"/>
         </w:rPr>
-        <w:t xml:space="preserve"> En una ocasión, Amasías mató a 10.000 edomitas en el valle de la Sal. También conquistó la ciudad de Sela. Le cambió el nombre a Joctel, nombre que conserva hasta hoy.</w:t>
+        <w:t xml:space="preserve"> En una ocasión, Amasías mató a 10.000 edomitas en el valle de la Sal. También tomó posesión de la ciudad de Sela. Le cambió el nombre a Joctel, nombre que conserva hasta hoy.</w:t>
       </w:r>
     </w:p>
     <w:p>
@@ -7709,7 +7688,7 @@
         <w:rPr>
           <w:lang w:val="es_ES" w:bidi="es_ES"/>
         </w:rPr>
-        <w:t xml:space="preserve"> El rey Joás le respondió:—Había un cardo en el Líbano. Le dijo a un gran cedro del Líbano: "Dale tu hija a mi hijo para que se casen". Pero pasó un animal salvaje del Líbano y aplastó al cardo.</w:t>
+        <w:t xml:space="preserve"> El rey Joás le respondió: —Había un cardo en el Líbano. Le dijo a un gran cedro del Líbano: “Dale tu hija a mi hijo para que se casen”. Pero pasó un animal salvaje del Líbano y aplastó al cardo.</w:t>
       </w:r>
     </w:p>
     <w:p>
@@ -8166,7 +8145,7 @@
         <w:rPr>
           <w:lang w:val="es_ES" w:bidi="es_ES"/>
         </w:rPr>
-        <w:t xml:space="preserve"> Azarías,1 hijo de Amasías, comenzó a gobernar en Judá cuando Jeroboán II llevaba 27 años reinando en Israel.</w:t>
+        <w:t xml:space="preserve"> Azarías, hijo de Amasías, comenzó a gobernar en Judá cuando Jeroboán II llevaba 27 años reinando en Israel.</w:t>
       </w:r>
     </w:p>
     <w:p>
@@ -8397,7 +8376,7 @@
         <w:rPr>
           <w:lang w:val="es_ES" w:bidi="es_ES"/>
         </w:rPr>
-        <w:t xml:space="preserve"> Así se cumplió la palabra que el Señor le había dicho a Jehú: «Tus descendientes hasta la cuarta generación se sentarán en el trono de Israel».</w:t>
+        <w:t xml:space="preserve"> Así se cumplió la palabra que el Señor le había dicho a Jehú: “Tus descendientes hasta la cuarta generación se sentarán en el trono de Israel”.</w:t>
       </w:r>
     </w:p>
     <w:p>
@@ -8418,7 +8397,7 @@
         <w:rPr>
           <w:lang w:val="es_ES" w:bidi="es_ES"/>
         </w:rPr>
-        <w:t xml:space="preserve"> Salún, hijo de Jabés, comenzó a reinar sobre Israel en el año 39 del reinado de Uzías1 en Judá. Salún reinó solo 1 mes en Samaria.</w:t>
+        <w:t xml:space="preserve"> Salún, hijo de Jabés, comenzó a reinar sobre Israel en el año 39 del reinado de Uzías en Judá. Salún reinó solo 1 mes en Samaria.</w:t>
       </w:r>
     </w:p>
     <w:p>
@@ -8538,7 +8517,7 @@
           <w:vertAlign w:val="superscript"/>
           <w:lang w:val="es_ES" w:bidi="es_ES"/>
         </w:rPr>
-        <w:t>20</w:t>
+        <w:t>19-20</w:t>
       </w:r>
       <w:r>
         <w:rPr>
@@ -8607,7 +8586,7 @@
         <w:rPr>
           <w:lang w:val="es_ES" w:bidi="es_ES"/>
         </w:rPr>
-        <w:t xml:space="preserve"> Pecaías, hijo de Menajem, comenzó a gobernar sobre Israel en el año 50 del reinado de Azarías, rey de Judá. Gobernó 2 años desde Samaria.</w:t>
+        <w:t xml:space="preserve"> Pecajías, hijo de Menajem, comenzó a gobernar sobre Israel en el año 50 del reinado de Azarías, rey de Judá. Gobernó 2 años desde Samaria.</w:t>
       </w:r>
     </w:p>
     <w:p>
@@ -8649,7 +8628,7 @@
         <w:rPr>
           <w:lang w:val="es_ES" w:bidi="es_ES"/>
         </w:rPr>
-        <w:t xml:space="preserve"> Pecaj, hijo de Remalías, fue uno de sus oficiales. Conspiró contra él con 50 hombres de Galaad y lo asesinó en la torre del palacio de Samaria. También mataron a Argob y a Arié. Después de matar al rey, Pecaj tomó su lugar en el trono.</w:t>
+        <w:t xml:space="preserve"> Pécaj, hijo de Remalías, fue uno de sus oficiales. Conspiró contra él con 50 hombres de Galaad y lo asesinó en la torre del palacio de Samaria. También mataron a Argob y a Arié. Después de matar al rey, Pécaj tomó su lugar en el trono.</w:t>
       </w:r>
     </w:p>
     <w:p>
@@ -8670,7 +8649,7 @@
         <w:rPr>
           <w:lang w:val="es_ES" w:bidi="es_ES"/>
         </w:rPr>
-        <w:t xml:space="preserve"> Todo lo demás que hizo Pecaías está registrado en el libro de las crónicas de los reyes de Israel.</w:t>
+        <w:t xml:space="preserve"> Todo lo demás que hizo Pecajías está registrado en el libro de las crónicas de los reyes de Israel.</w:t>
       </w:r>
     </w:p>
     <w:p>
@@ -8691,7 +8670,7 @@
         <w:rPr>
           <w:lang w:val="es_ES" w:bidi="es_ES"/>
         </w:rPr>
-        <w:t xml:space="preserve"> Pecaj, hijo de Remalías, comenzó a gobernar sobre Israel en el año 52 del reinado de Azarías, rey de Judá. Gobernó 20 años desde Samaria.</w:t>
+        <w:t xml:space="preserve"> Pécaj, hijo de Remalías, comenzó a gobernar sobre Israel en el año 52 del reinado de Azarías, rey de Judá. Gobernó 20 años desde Samaria.</w:t>
       </w:r>
     </w:p>
     <w:p>
@@ -8754,7 +8733,7 @@
         <w:rPr>
           <w:lang w:val="es_ES" w:bidi="es_ES"/>
         </w:rPr>
-        <w:t xml:space="preserve"> Oseas, hijo de Ela, conspiró contra Pecaj y lo asesinó. Esto sucedió en el año 20 del reinado de Jotán, rey de Judá. Así fue como Oseas tomó el trono.</w:t>
+        <w:t xml:space="preserve"> Oseas, hijo de Ela, conspiró contra Pécaj y lo asesinó. Esto sucedió en el año 20 del reinado de Jotán, rey de Judá. Así fue como Oseas tomó el trono.</w:t>
       </w:r>
     </w:p>
     <w:p>
@@ -8775,43 +8754,43 @@
         <w:rPr>
           <w:lang w:val="es_ES" w:bidi="es_ES"/>
         </w:rPr>
-        <w:t xml:space="preserve"> Todo lo demás que hizo Pecaj está registrado en el libro de las crónicas de los reyes de Israel.</w:t>
-      </w:r>
-    </w:p>
-    <w:p>
-      <w:pPr/>
-      <w:r>
-        <w:rPr>
-          <w:lang w:val="es_ES" w:bidi="es_ES"/>
-        </w:rPr>
-      </w:r>
-      <w:r>
-        <w:rPr>
-          <w:vertAlign w:val="superscript"/>
-          <w:lang w:val="es_ES" w:bidi="es_ES"/>
-        </w:rPr>
-        <w:t>33</w:t>
-      </w:r>
-      <w:r>
-        <w:rPr>
-          <w:lang w:val="es_ES" w:bidi="es_ES"/>
-        </w:rPr>
-        <w:t xml:space="preserve"> Jotán, hijo de Uzías, comenzó a gobernar sobre Judá en el año segundo del reinado de Pecaj, hijo de Remalías, rey de Israel. Jotán tenía 25 años cuando comenzó a gobernar. Reinó 16 años desde Jerusalén. La madre de Jotán se llamaba Jerusa, hija de Sadoc.</w:t>
-      </w:r>
-    </w:p>
-    <w:p>
-      <w:pPr/>
-      <w:r>
-        <w:rPr>
-          <w:lang w:val="es_ES" w:bidi="es_ES"/>
-        </w:rPr>
-      </w:r>
-      <w:r>
-        <w:rPr>
-          <w:vertAlign w:val="superscript"/>
-          <w:lang w:val="es_ES" w:bidi="es_ES"/>
-        </w:rPr>
-        <w:t>35</w:t>
+        <w:t xml:space="preserve"> Todo lo demás que hizo Pécaj está registrado en el libro de las crónicas de los reyes de Israel.</w:t>
+      </w:r>
+    </w:p>
+    <w:p>
+      <w:pPr/>
+      <w:r>
+        <w:rPr>
+          <w:lang w:val="es_ES" w:bidi="es_ES"/>
+        </w:rPr>
+      </w:r>
+      <w:r>
+        <w:rPr>
+          <w:vertAlign w:val="superscript"/>
+          <w:lang w:val="es_ES" w:bidi="es_ES"/>
+        </w:rPr>
+        <w:t>32-33</w:t>
+      </w:r>
+      <w:r>
+        <w:rPr>
+          <w:lang w:val="es_ES" w:bidi="es_ES"/>
+        </w:rPr>
+        <w:t xml:space="preserve"> Jotán, hijo de Uzías, comenzó a gobernar sobre Judá en el año segundo del reinado de Pécaj, hijo de Remalías, rey de Israel. Jotán tenía 25 años cuando comenzó a gobernar. Reinó 16 años desde Jerusalén. La madre de Jotán se llamaba Jerusa, hija de Sadoc.</w:t>
+      </w:r>
+    </w:p>
+    <w:p>
+      <w:pPr/>
+      <w:r>
+        <w:rPr>
+          <w:lang w:val="es_ES" w:bidi="es_ES"/>
+        </w:rPr>
+      </w:r>
+      <w:r>
+        <w:rPr>
+          <w:vertAlign w:val="superscript"/>
+          <w:lang w:val="es_ES" w:bidi="es_ES"/>
+        </w:rPr>
+        <w:t>34-35</w:t>
       </w:r>
       <w:r>
         <w:rPr>
@@ -8859,7 +8838,7 @@
         <w:rPr>
           <w:lang w:val="es_ES" w:bidi="es_ES"/>
         </w:rPr>
-        <w:t xml:space="preserve"> En aquellos días, el Señor permitió que Judá fuera atacado. Lo atacaron Rezín, rey de Siria, y Pécaj, hijo de Remalías, rey de Israel.</w:t>
+        <w:t xml:space="preserve"> En aquellos días, el Señor permitió que Judá fuera atacado. Lo atacaron Rezín, rey de Aram, y Pécaj, hijo de Remalías, rey de Israel.</w:t>
       </w:r>
     </w:p>
     <w:p>
@@ -8917,7 +8896,7 @@
         <w:rPr>
           <w:lang w:val="es_ES" w:bidi="es_ES"/>
         </w:rPr>
-        <w:t xml:space="preserve"> Acaz, hijo de Jotán, comenzó a gobernar sobre Judá en el año 17 del reinado de Pecaj, hijo de Remalías, rey de Israel.</w:t>
+        <w:t xml:space="preserve"> Acaz, hijo de Jotán, comenzó a gobernar sobre Judá en el año 17 del reinado de Pécaj, hijo de Remalías, rey de Israel.</w:t>
       </w:r>
     </w:p>
     <w:p>
@@ -9001,7 +8980,7 @@
         <w:rPr>
           <w:lang w:val="es_ES" w:bidi="es_ES"/>
         </w:rPr>
-        <w:t xml:space="preserve"> En ese tiempo, Rezín, rey de Aram, y Pécaj, hijo de Remalías, rey de Israel, marcharon contra Jerusalén para atacarla. Rodearon la ciudad, pero no lograron conquistarla.</w:t>
+        <w:t xml:space="preserve"> En ese tiempo, Rezín, rey de Aram, y Pécaj, hijo de Remalías, rey de Israel, marcharon contra Jerusalén para atacarla. Rodearon la ciudad, pero no lograron vencerla.</w:t>
       </w:r>
     </w:p>
     <w:p>
@@ -9043,7 +9022,7 @@
         <w:rPr>
           <w:lang w:val="es_ES" w:bidi="es_ES"/>
         </w:rPr>
-        <w:t xml:space="preserve"> Entonces el rey Acaz envió mensajeros a Tiglat Piléser, rey de Asiria, con este mensaje: «Soy tu siervo y tu hijo. Ven a rescatarme de los reyes de Aram e Israel. Me están atacando».</w:t>
+        <w:t xml:space="preserve"> Entonces el rey Acaz envió mensajeros a Tiglat Piléser, rey de Asiria, con este mensaje: “Soy tu siervo y tu hijo. Ven a rescatarme de los reyes de Aram e Israel. Me están atacando”.</w:t>
       </w:r>
     </w:p>
     <w:p>
@@ -9121,7 +9100,7 @@
           <w:vertAlign w:val="superscript"/>
           <w:lang w:val="es_ES" w:bidi="es_ES"/>
         </w:rPr>
-        <w:t>12</w:t>
+        <w:t>11-12</w:t>
       </w:r>
       <w:r>
         <w:rPr>
@@ -9253,7 +9232,7 @@
         <w:rPr>
           <w:lang w:val="es_ES" w:bidi="es_ES"/>
         </w:rPr>
-        <w:t xml:space="preserve"> Quitó del templo del Señor la plataforma que se había construido para el sábado. También quitó la entrada exterior destinada al uso del rey. Esto lo hizo para complacer al rey de Asiria.</w:t>
+        <w:t xml:space="preserve"> Quitó del templo del Señor la plataforma que se había construido para el día de reposo. También quitó la entrada exterior destinada al uso del rey. Esto lo hizo para complacer al rey de Asiria.</w:t>
       </w:r>
     </w:p>
     <w:p>
@@ -9857,28 +9836,28 @@
         <w:rPr>
           <w:lang w:val="es_ES" w:bidi="es_ES"/>
         </w:rPr>
-        <w:t xml:space="preserve"> Entonces le enviaron este mensaje al rey de Asiria: «La gente que trajiste y estableciste en las ciudades de Samaria no conoce las costumbres del dios de esta tierra. Él ha enviado leones que los están matando».</w:t>
-      </w:r>
-    </w:p>
-    <w:p>
-      <w:pPr/>
-      <w:r>
-        <w:rPr>
-          <w:lang w:val="es_ES" w:bidi="es_ES"/>
-        </w:rPr>
-      </w:r>
-      <w:r>
-        <w:rPr>
-          <w:vertAlign w:val="superscript"/>
-          <w:lang w:val="es_ES" w:bidi="es_ES"/>
-        </w:rPr>
-        <w:t>28</w:t>
-      </w:r>
-      <w:r>
-        <w:rPr>
-          <w:lang w:val="es_ES" w:bidi="es_ES"/>
-        </w:rPr>
-        <w:t xml:space="preserve"> Entonces el rey de Asiria ordenó:—Envíen de regreso a uno de los sacerdotes que deportaron de allí. Que vaya y viva allí. Que les enseñe las leyes del dios del país.Así que uno de los sacerdotes que habían sido deportados de Samaria regresó. Se estableció en Betel y les enseñó cómo adorar al Señor.</w:t>
+        <w:t xml:space="preserve"> Entonces le enviaron este mensaje al rey de Asiria: “La gente que trajiste y estableciste en las ciudades de Samaria no conoce las costumbres del dios de esta tierra. Él ha enviado leones que los están matando”.</w:t>
+      </w:r>
+    </w:p>
+    <w:p>
+      <w:pPr/>
+      <w:r>
+        <w:rPr>
+          <w:lang w:val="es_ES" w:bidi="es_ES"/>
+        </w:rPr>
+      </w:r>
+      <w:r>
+        <w:rPr>
+          <w:vertAlign w:val="superscript"/>
+          <w:lang w:val="es_ES" w:bidi="es_ES"/>
+        </w:rPr>
+        <w:t>27-28</w:t>
+      </w:r>
+      <w:r>
+        <w:rPr>
+          <w:lang w:val="es_ES" w:bidi="es_ES"/>
+        </w:rPr>
+        <w:t xml:space="preserve"> Entonces el rey de Asiria ordenó: —Envíen de regreso a uno de los sacerdotes que deportaron de allí. Que vaya y viva allí. Que les enseñe las leyes del dios del país. Así que uno de los sacerdotes que habían sido deportados de Samaria regresó. Se estableció en Betel y les enseñó cómo adorar al Señor.</w:t>
       </w:r>
     </w:p>
     <w:p>
@@ -10019,13 +9998,13 @@
           <w:vertAlign w:val="superscript"/>
           <w:lang w:val="es_ES" w:bidi="es_ES"/>
         </w:rPr>
-        <w:t>36</w:t>
-      </w:r>
-      <w:r>
-        <w:rPr>
-          <w:lang w:val="es_ES" w:bidi="es_ES"/>
-        </w:rPr>
-        <w:t xml:space="preserve"> El Señor había hecho un pacto con los israelitas. Les había ordenado:—No adoren a otros dioses ni se postren ante ellos. No les rindan culto ni les ofrezcan sacrificios. Adoren solamente al Señor, quien los sacó de Egipto con gran poder y con acciones portentosas.</w:t>
+        <w:t>35-36</w:t>
+      </w:r>
+      <w:r>
+        <w:rPr>
+          <w:lang w:val="es_ES" w:bidi="es_ES"/>
+        </w:rPr>
+        <w:t xml:space="preserve"> El Señor había hecho un pacto con los israelitas. Les había ordenado: —No adoren a otros dioses ni se postren ante ellos. No les rindan culto ni les ofrezcan sacrificios. Adoren solamente al Señor, quien los sacó de Egipto con gran poder y con acciones portentosas.</w:t>
       </w:r>
     </w:p>
     <w:p>
@@ -10440,7 +10419,7 @@
         <w:rPr>
           <w:lang w:val="es_ES" w:bidi="es_ES"/>
         </w:rPr>
-        <w:t xml:space="preserve"> El rey Ezequías le envió este mensaje al rey de Asiria en Laquis: «He actuado mal. Retírate de aquí y pagaré el tributo que me impongas».El rey de Asiria le exigió a Ezequías 10.000 kilos de plata y 1.000 kilos de oro.</w:t>
+        <w:t xml:space="preserve"> El rey Ezequías le envió este mensaje al rey de Asiria en Laquis: “He actuado mal. Retírate de aquí y pagaré el tributo que me impongas”. El rey de Asiria le exigió a Ezequías 10.000 kilos de plata y 1.000 kilos de oro.</w:t>
       </w:r>
     </w:p>
     <w:p>
@@ -10545,22 +10524,22 @@
         <w:rPr>
           <w:lang w:val="es_ES" w:bidi="es_ES"/>
         </w:rPr>
-        <w:t xml:space="preserve"> El comandante de campo les dijo:—Lleven este mensaje al rey Ezequías de parte del gran rey de Asiria: "¿En qué estás confiando?</w:t>
-      </w:r>
-    </w:p>
-    <w:p>
-      <w:pPr/>
-      <w:r>
-        <w:rPr>
-          <w:lang w:val="es_ES" w:bidi="es_ES"/>
-        </w:rPr>
-      </w:r>
-      <w:r>
-        <w:rPr>
-          <w:vertAlign w:val="superscript"/>
-          <w:lang w:val="es_ES" w:bidi="es_ES"/>
-        </w:rPr>
-        <w:t>21</w:t>
+        <w:t xml:space="preserve"> El comandante de campo les dijo: —Lleven este mensaje al rey Ezequías de parte del gran rey de Asiria: "¿En qué estás confiando?</w:t>
+      </w:r>
+    </w:p>
+    <w:p>
+      <w:pPr/>
+      <w:r>
+        <w:rPr>
+          <w:lang w:val="es_ES" w:bidi="es_ES"/>
+        </w:rPr>
+      </w:r>
+      <w:r>
+        <w:rPr>
+          <w:vertAlign w:val="superscript"/>
+          <w:lang w:val="es_ES" w:bidi="es_ES"/>
+        </w:rPr>
+        <w:t>20-21</w:t>
       </w:r>
       <w:r>
         <w:rPr>
@@ -10587,7 +10566,7 @@
         <w:rPr>
           <w:lang w:val="es_ES" w:bidi="es_ES"/>
         </w:rPr>
-        <w:t xml:space="preserve"> Quizá me dicen que confían en el Señor su Dios. ¿Acaso no eres tú quien destruyó los lugares de culto de este Dios y sus altares? ¿No eres tú quien ordenó a Judá y Jerusalén que adoraran solamente ante este altar en Jerusalén?".</w:t>
+        <w:t xml:space="preserve"> Quizá me dicen que confían en el Señor su Dios. ¿Acaso no eres tú quien destruyó los lugares de culto de este Dios y sus altares? ¿No eres tú quien ordenó a Judá y Jerusalén que adoraran solamente ante este altar en Jerusalén?”.</w:t>
       </w:r>
     </w:p>
     <w:p>
@@ -10650,7 +10629,7 @@
         <w:rPr>
           <w:lang w:val="es_ES" w:bidi="es_ES"/>
         </w:rPr>
-        <w:t xml:space="preserve"> ¿Crees que he venido a atacar esta tierra sin la voluntad del Señor? El Señor mismo me dijo: "Sube contra esta tierra y destrúyela".</w:t>
+        <w:t xml:space="preserve"> ¿Crees que he venido a atacar esta tierra sin la voluntad del Señor? El Señor mismo me dijo: “Sube contra esta tierra y destrúyela”.</w:t>
       </w:r>
     </w:p>
     <w:p>
@@ -10671,7 +10650,7 @@
         <w:rPr>
           <w:lang w:val="es_ES" w:bidi="es_ES"/>
         </w:rPr>
-        <w:t xml:space="preserve"> Eliaquín, hijo de Hilcías, Sebna y Joa le dijeron:—Por favor, háblanos en arameo, porque lo entendemos. No hables en hebreo. La gente que está sobre la muralla nos está escuchando.</w:t>
+        <w:t xml:space="preserve"> Eliaquín, hijo de Jilquías, Sebna y Joa le dijeron: —Por favor, háblanos en arameo, porque lo entendemos. No hables en hebreo. La gente que está sobre la muralla nos está escuchando.</w:t>
       </w:r>
     </w:p>
     <w:p>
@@ -10692,7 +10671,7 @@
         <w:rPr>
           <w:lang w:val="es_ES" w:bidi="es_ES"/>
         </w:rPr>
-        <w:t xml:space="preserve"> Pero el comandante asirio respondió:—¿Acaso mi señor me envió a decir estas cosas solo a ti y a tu amo? También las envió a decir a los que están sentados sobre el muro. Como ustedes, ¡tendrán que comer su propio excremento y beber su propia orina!</w:t>
+        <w:t xml:space="preserve"> Pero el comandante asirio respondió: —¿Acaso mi señor me envió a decir estas cosas solo a ti y a tu amo? También las envió a decir a los que están sentados sobre el muro. Como ustedes, ¡tendrán que comer su propio excremento y beber su propia orina!</w:t>
       </w:r>
     </w:p>
     <w:p>
@@ -10713,7 +10692,7 @@
         <w:rPr>
           <w:lang w:val="es_ES" w:bidi="es_ES"/>
         </w:rPr>
-        <w:t xml:space="preserve"> Entonces el comandante asirio se puso de pie. Gritó en hebreo a la gente que estaba sobre la muralla:—¡Escuchen el mensaje del gran rey de Asiria!</w:t>
+        <w:t xml:space="preserve"> Entonces el comandante asirio se puso de pie. Gritó en hebreo a la gente que estaba sobre la muralla: —¡Escuchen el mensaje del gran rey de Asiria!</w:t>
       </w:r>
     </w:p>
     <w:p>
@@ -10770,13 +10749,13 @@
           <w:vertAlign w:val="superscript"/>
           <w:lang w:val="es_ES" w:bidi="es_ES"/>
         </w:rPr>
-        <w:t>32</w:t>
-      </w:r>
-      <w:r>
-        <w:rPr>
-          <w:lang w:val="es_ES" w:bidi="es_ES"/>
-        </w:rPr>
-        <w:t xml:space="preserve"> »No presten atención a Ezequías. Esto dice el rey de Asiria: "Sométanse a mí y salgan ante mí. Así cada uno disfrutará de su casa, de su huerto y de su pozo. Después, regresaré para llevarlos a un país parecido al de ustedes. Es un país donde hay cereales y vino, pan y huertos de viñas, aceite de oliva y miel. Entonces vivirán en lugar de morir". »No escuchen a Ezequías. Los engaña cuando dice que el Señor los rescatará.</w:t>
+        <w:t>31-32</w:t>
+      </w:r>
+      <w:r>
+        <w:rPr>
+          <w:lang w:val="es_ES" w:bidi="es_ES"/>
+        </w:rPr>
+        <w:t xml:space="preserve"> »No presten atención a Ezequías. Esto dice el rey de Asiria: “Sométanse a mí y salgan ante mí. Así cada uno disfrutará de su casa, de su huerto y de su pozo. Después, regresaré para llevarlos a un país parecido al de ustedes. Es un país donde hay cereales y vino, pan y huertos de viñas, aceite de oliva y miel. Entonces vivirán en lugar de morir”. »No escuchen a Ezequías. Los engaña cuando dice que el Señor los rescatará.</w:t>
       </w:r>
     </w:p>
     <w:p>
@@ -10939,7 +10918,7 @@
         <w:rPr>
           <w:lang w:val="es_ES" w:bidi="es_ES"/>
         </w:rPr>
-        <w:t xml:space="preserve"> Eliaquín, el encargado del palacio, y Sebna, el secretario, también se vistieron de ropa áspera. Lo mismo hicieron los sacerdotes más ancianos. El rey Ezequías los envió todos para que fueran a ver al profeta Isaías, hijo de Amoz.</w:t>
+        <w:t xml:space="preserve"> Eliaquín, el encargado del palacio, y Sebna, el secretario, también se vistieron de ropa áspera. Lo mismo hicieron los sacerdotes más ancianos. El rey Ezequías los envió a todos para que fueran a ver al profeta Isaías, hijo de Amoz.</w:t>
       </w:r>
     </w:p>
     <w:p>
@@ -10960,7 +10939,7 @@
         <w:rPr>
           <w:lang w:val="es_ES" w:bidi="es_ES"/>
         </w:rPr>
-        <w:t xml:space="preserve"> Le dijeron:—Esto dice Ezequías: "Hoy es un día de angustia, castigo y humillación. Es como cuando un bebé está a punto de nacer, pero la madre no tiene fuerzas para dar a luz.</w:t>
+        <w:t xml:space="preserve"> Le dijeron: —Esto dice Ezequías: “Hoy es un día de angustia, castigo y humillación. Es como cuando un bebé está a punto de nacer, pero la madre no tiene fuerzas para dar a luz.</w:t>
       </w:r>
     </w:p>
     <w:p>
@@ -10981,28 +10960,28 @@
         <w:rPr>
           <w:lang w:val="es_ES" w:bidi="es_ES"/>
         </w:rPr>
-        <w:t xml:space="preserve"> Quizás el Señor tu Dios haya escuchado las palabras del comandante asirio. Su amo, el rey de Asiria, lo envió para desafiar al Dios viviente. Quizás el Señor lo castigue por lo que ha dicho. Ora por los que todavía quedamos con vida".</w:t>
-      </w:r>
-    </w:p>
-    <w:p>
-      <w:pPr/>
-      <w:r>
-        <w:rPr>
-          <w:lang w:val="es_ES" w:bidi="es_ES"/>
-        </w:rPr>
-      </w:r>
-      <w:r>
-        <w:rPr>
-          <w:vertAlign w:val="superscript"/>
-          <w:lang w:val="es_ES" w:bidi="es_ES"/>
-        </w:rPr>
-        <w:t>6</w:t>
-      </w:r>
-      <w:r>
-        <w:rPr>
-          <w:lang w:val="es_ES" w:bidi="es_ES"/>
-        </w:rPr>
-        <w:t xml:space="preserve"> Isaías les respondió a los mensajeros del rey:—Díganle al rey que esto es lo que el Señor dice: "No temas por las palabras que has escuchado. Con ellas me han insultado los sirvientes del rey de Asiria.</w:t>
+        <w:t xml:space="preserve"> Quizá el Señor tu Dios haya escuchado las palabras del comandante asirio. Su amo, el rey de Asiria, lo envió para desafiar al Dios viviente. Quizá el Señor lo castigue por lo que ha dicho. Ora por los que todavía quedamos con vida”.</w:t>
+      </w:r>
+    </w:p>
+    <w:p>
+      <w:pPr/>
+      <w:r>
+        <w:rPr>
+          <w:lang w:val="es_ES" w:bidi="es_ES"/>
+        </w:rPr>
+      </w:r>
+      <w:r>
+        <w:rPr>
+          <w:vertAlign w:val="superscript"/>
+          <w:lang w:val="es_ES" w:bidi="es_ES"/>
+        </w:rPr>
+        <w:t>5-6</w:t>
+      </w:r>
+      <w:r>
+        <w:rPr>
+          <w:lang w:val="es_ES" w:bidi="es_ES"/>
+        </w:rPr>
+        <w:t xml:space="preserve"> Isaías les respondió a los mensajeros del rey: —Díganle al rey que esto es lo que el Señor dice: “No temas por las palabras que has escuchado. Con ellas me han insultado los sirvientes del rey de Asiria.</w:t>
       </w:r>
     </w:p>
     <w:p>
@@ -11023,7 +11002,7 @@
         <w:rPr>
           <w:lang w:val="es_ES" w:bidi="es_ES"/>
         </w:rPr>
-        <w:t xml:space="preserve"> Escucha, voy a poner un espíritu en él para que, al oír cierto rumor, regrese a su país. Allí haré que lo maten".</w:t>
+        <w:t xml:space="preserve"> Escucha, voy a poner un espíritu en él para que, al oír cierto rumor, regrese a su país. Allí haré que lo maten”.</w:t>
       </w:r>
     </w:p>
     <w:p>
@@ -11149,7 +11128,7 @@
         <w:rPr>
           <w:lang w:val="es_ES" w:bidi="es_ES"/>
         </w:rPr>
-        <w:t xml:space="preserve"> ¿Dónde están el rey de Jamat o el rey de Arfad? ¿Dónde están los reyes de Sefarvayin, Hená e Ivá?».</w:t>
+        <w:t xml:space="preserve"> ¿Dónde están el rey de Jamat o el rey de Arfad? ¿Dónde están los reyes de Sefarvayin, Hená e Ivá?”.</w:t>
       </w:r>
     </w:p>
     <w:p>
@@ -11191,7 +11170,7 @@
         <w:rPr>
           <w:lang w:val="es_ES" w:bidi="es_ES"/>
         </w:rPr>
-        <w:t xml:space="preserve"> Allí hizo esta oración:—Señor, Dios de Israel, te sientas en tu trono por encima de los querubines. Solo tú eres Dios de todos los reinos de la tierra. Tú creaste los cielos y la tierra.</w:t>
+        <w:t xml:space="preserve"> Allí hizo esta oración: —Señor, Dios de Israel, te sientas en tu trono por encima de los querubines. Solo tú eres Dios de todos los reinos de la tierra. Tú creaste los cielos y la tierra.</w:t>
       </w:r>
     </w:p>
     <w:p>
@@ -11296,7 +11275,7 @@
         <w:rPr>
           <w:lang w:val="es_ES" w:bidi="es_ES"/>
         </w:rPr>
-        <w:t xml:space="preserve"> Entonces el profeta Isaías, hijo de Amoz, envió este mensaje a Ezequías. Mensaje del Señor, Dios de Israel.He escuchado tu oración acerca de Senaquerib, rey de Asiria.</w:t>
+        <w:t xml:space="preserve"> Entonces el profeta Isaías, hijo de Amoz, envió este mensaje a Ezequías. Mensaje del Señor, Dios de Israel. He escuchado tu oración acerca de Senaquerib, rey de Asiria.</w:t>
       </w:r>
     </w:p>
     <w:p>
@@ -11317,7 +11296,7 @@
         <w:rPr>
           <w:lang w:val="es_ES" w:bidi="es_ES"/>
         </w:rPr>
-        <w:t xml:space="preserve"> Esta es la palabra que el Señor ha pronunciado contra él.La virgen hija de Sion te desprecia y se ríe de ti. La hija de Jerusalén mueve la cabeza burlándose a tus espaldas.</w:t>
+        <w:t xml:space="preserve"> Esta es la palabra que el Señor ha pronunciado contra él. La virgen hija de Sion te desprecia y se ríe de ti. La hija de Jerusalén mueve la cabeza burlándose a tus espaldas.</w:t>
       </w:r>
     </w:p>
     <w:p>
@@ -11359,7 +11338,7 @@
         <w:rPr>
           <w:lang w:val="es_ES" w:bidi="es_ES"/>
         </w:rPr>
-        <w:t xml:space="preserve"> Por medio de tus mensajeros has desafiado al Señor, diciendo: «Con mis numerosos carros he escalado las cumbres de las montañas, las laderas más remotas del Líbano. He talado sus cedros más altos y sus mejores cipreses. He alcanzado sus rincones más lejanos y sus bosques más frondosos.</w:t>
+        <w:t xml:space="preserve"> Por medio de tus mensajeros has desafiado al Señor, diciendo: “Con mis numerosos carros he escalado las cumbres de las montañas, las laderas más remotas del Líbano. He talado sus cedros más altos y sus mejores cipreses. He alcanzado sus rincones más lejanos y sus bosques más frondosos.</w:t>
       </w:r>
     </w:p>
     <w:p>
@@ -11380,7 +11359,7 @@
         <w:rPr>
           <w:lang w:val="es_ES" w:bidi="es_ES"/>
         </w:rPr>
-        <w:t xml:space="preserve"> He cavado pozos en tierras extranjeras y he bebido sus aguas. Con las plantas de mis pies he secado todos los ríos de Egipto».</w:t>
+        <w:t xml:space="preserve"> He cavado pozos en tierras extranjeras y he bebido sus aguas. Con las plantas de mis pies he secado todos los ríos de Egipto”.</w:t>
       </w:r>
     </w:p>
     <w:p>
@@ -11401,7 +11380,7 @@
         <w:rPr>
           <w:lang w:val="es_ES" w:bidi="es_ES"/>
         </w:rPr>
-        <w:t xml:space="preserve"> ¿Acaso no has oído? Desde tiempos antiguos lo determiné, desde días remotos lo planifiqué. Ahora lo he cumplido.Tú estabas destinado a convertir ciudades fortificadas en montones de ruinas.</w:t>
+        <w:t xml:space="preserve"> ¿Acaso no has oído? Desde tiempos antiguos lo determiné, desde días remotos lo planifiqué. Ahora lo he cumplido. Tú estabas destinado a convertir ciudades fortificadas en montones de ruinas.</w:t>
       </w:r>
     </w:p>
     <w:p>
@@ -11422,7 +11401,7 @@
         <w:rPr>
           <w:lang w:val="es_ES" w:bidi="es_ES"/>
         </w:rPr>
-        <w:t xml:space="preserve"> Por eso sus habitantes, debilitados, quedaron aterrorizados y avergonzados. Fueron como plantas del campo, como brotes tiernos de hierba.Fueron como pasto en los tejados que se marchita antes de madurar.</w:t>
+        <w:t xml:space="preserve"> Por eso sus habitantes, debilitados, quedaron aterrorizados y avergonzados. Fueron como plantas del campo, como brotes tiernos de hierba. Fueron como pasto en los tejados que se marchita antes de madurar.</w:t>
       </w:r>
     </w:p>
     <w:p>
@@ -11443,7 +11422,7 @@
         <w:rPr>
           <w:lang w:val="es_ES" w:bidi="es_ES"/>
         </w:rPr>
-        <w:t xml:space="preserve"> Pero yo conozco tu posición, tus salidas y tus entradas.Conozco tu furor contra mí.</w:t>
+        <w:t xml:space="preserve"> Pero yo conozco tu posición, tus salidas y tus entradas. Conozco tu furor contra mí.</w:t>
       </w:r>
     </w:p>
     <w:p>
@@ -11464,7 +11443,7 @@
         <w:rPr>
           <w:lang w:val="es_ES" w:bidi="es_ES"/>
         </w:rPr>
-        <w:t xml:space="preserve"> Por tu rabia contra mí y porque tu insolencia ha llegado a mis oídos, pondré mi argolla en tu nariz y mi freno en tus labios.Te haré volver por el camino por donde viniste.</w:t>
+        <w:t xml:space="preserve"> Por tu rabia contra mí y porque tu insolencia ha llegado a mis oídos, pondré mi argolla en tu nariz y mi freno en tus labios. Te haré volver por el camino por donde viniste.</w:t>
       </w:r>
     </w:p>
     <w:p>
@@ -11485,7 +11464,7 @@
         <w:rPr>
           <w:lang w:val="es_ES" w:bidi="es_ES"/>
         </w:rPr>
-        <w:t xml:space="preserve"> Esta será la señal para ti, Ezequías. Este año comerán lo que nazca espontáneamente.El segundo año comerán lo que brote de eso. Pero al tercer año siembren y cosechen, planten viñas y coman su fruto.</w:t>
+        <w:t xml:space="preserve"> Esta será la señal para ti, Ezequías. Este año comerán lo que nazca espontáneamente. El segundo año comerán lo que brote de eso. Pero al tercer año siembren y cosechen, planten viñas y coman su fruto.</w:t>
       </w:r>
     </w:p>
     <w:p>
@@ -11548,7 +11527,7 @@
         <w:rPr>
           <w:lang w:val="es_ES" w:bidi="es_ES"/>
         </w:rPr>
-        <w:t xml:space="preserve"> Por tanto, así dice el Señor acerca del rey de Asiria.No entrará en esta ciudad ni lanzará una sola flecha contra ella. No se acercará con escudos ni levantará rampa de asedio contra sus muros.</w:t>
+        <w:t xml:space="preserve"> Por tanto, así dice el Señor acerca del rey de Asiria. No entrará en esta ciudad ni lanzará una sola flecha contra ella. No se acercará con escudos ni levantará rampa de asedio contra sus muros.</w:t>
       </w:r>
     </w:p>
     <w:p>
@@ -11569,7 +11548,7 @@
         <w:rPr>
           <w:lang w:val="es_ES" w:bidi="es_ES"/>
         </w:rPr>
-        <w:t xml:space="preserve"> Volverá por el mismo camino por el que llegó.No entrará en esta ciudad.Lo declara el Señor.</w:t>
+        <w:t xml:space="preserve"> Volverá por el mismo camino por el que llegó. No entrará en esta ciudad. Lo declara el Señor.</w:t>
       </w:r>
     </w:p>
     <w:p>
@@ -11690,7 +11669,7 @@
         <w:rPr>
           <w:lang w:val="es_ES" w:bidi="es_ES"/>
         </w:rPr>
-        <w:t xml:space="preserve"> Por ese tiempo, el rey Ezequías se enfermó seriamente y estuvo a punto de morir. El profeta Isaías, hijo de Amoz, fue a verlo y le dijo:—El Señor te dice que arregles todos tus asuntos, porque vas a morir. No te recuperarás de esta enfermedad.</w:t>
+        <w:t xml:space="preserve"> Por ese tiempo, el rey Ezequías se enfermó seriamente y estuvo a punto de morir. El profeta Isaías, hijo de Amoz, fue a verlo y le dijo: —El Señor te dice que arregles todos tus asuntos, porque vas a morir. No te recuperarás de esta enfermedad.</w:t>
       </w:r>
     </w:p>
     <w:p>
@@ -11732,7 +11711,7 @@
         <w:rPr>
           <w:lang w:val="es_ES" w:bidi="es_ES"/>
         </w:rPr>
-        <w:t xml:space="preserve"> —Señor, por favor, acuérdate de que he vivido delante de ti con fidelidad y con un corazón sincero. He hecho lo que es bueno delante de tus ojos.Y Ezequías lloró amargamente.</w:t>
+        <w:t xml:space="preserve"> —Señor, por favor, acuérdate de que he vivido delante de ti con fidelidad y con un corazón sincero. He hecho lo que es bueno delante de tus ojos. Y Ezequías lloró amargamente.</w:t>
       </w:r>
     </w:p>
     <w:p>
@@ -11837,7 +11816,7 @@
         <w:rPr>
           <w:lang w:val="es_ES" w:bidi="es_ES"/>
         </w:rPr>
-        <w:t xml:space="preserve"> El rey Ezequías le había preguntado a Isaías:—Dame una señal que me demuestre que el Señor me sanará y que dentro de 3 días podré ir al templo del Señor.</w:t>
+        <w:t xml:space="preserve"> El rey Ezequías le había preguntado a Isaías: —Dame una señal que me demuestre que el Señor me sanará y que dentro de 3 días podré ir al templo del Señor.</w:t>
       </w:r>
     </w:p>
     <w:p>
@@ -11858,7 +11837,7 @@
         <w:rPr>
           <w:lang w:val="es_ES" w:bidi="es_ES"/>
         </w:rPr>
-        <w:t xml:space="preserve"> Isaías le respondió:—Está bien. El Señor te dará una señal. ¿Quieres que la sombra en la escalinata del reloj de sol avance 10 escalones? ¿O quieres que retroceda 10 escalones?</w:t>
+        <w:t xml:space="preserve"> Isaías le respondió: —Está bien. El Señor te dará una señal. ¿Quieres que la sombra en la escalinata del reloj de sol avance 10 escalones? ¿O quieres que retroceda 10 escalones?</w:t>
       </w:r>
     </w:p>
     <w:p>
@@ -11879,7 +11858,7 @@
         <w:rPr>
           <w:lang w:val="es_ES" w:bidi="es_ES"/>
         </w:rPr>
-        <w:t xml:space="preserve"> Ezequías contestó:—Que la sombra avance 10 escalones es algo fácil. Mejor haz que retroceda 10 escalones.</w:t>
+        <w:t xml:space="preserve"> Ezequías contestó: —Que la sombra avance 10 escalones es algo fácil. Mejor haz que retroceda 10 escalones.</w:t>
       </w:r>
     </w:p>
     <w:p>
@@ -11963,7 +11942,7 @@
         <w:rPr>
           <w:lang w:val="es_ES" w:bidi="es_ES"/>
         </w:rPr>
-        <w:t xml:space="preserve"> Después, el profeta Isaías fue a ver al rey Ezequías y le preguntó:—¿Qué querían esos hombres? ¿De dónde vinieron?Ezequías respondió:—Vinieron desde muy lejos, desde Babilonia.</w:t>
+        <w:t xml:space="preserve"> Después, el profeta Isaías fue a ver al rey Ezequías y le preguntó: —¿Qué querían esos hombres? ¿De dónde vinieron? Ezequías respondió: —Vinieron desde muy lejos, desde Babilonia.</w:t>
       </w:r>
     </w:p>
     <w:p>
@@ -11984,7 +11963,7 @@
         <w:rPr>
           <w:lang w:val="es_ES" w:bidi="es_ES"/>
         </w:rPr>
-        <w:t xml:space="preserve"> —¿Qué vieron en tu palacio? —preguntó Isaías.Ezequías respondió:—Lo vieron todo. Les mostré todos mis tesoros.</w:t>
+        <w:t xml:space="preserve"> —¿Qué vieron en tu palacio? —preguntó Isaías. Ezequías respondió: —Lo vieron todo. Les mostré todos mis tesoros.</w:t>
       </w:r>
     </w:p>
     <w:p>
@@ -12005,7 +11984,7 @@
         <w:rPr>
           <w:lang w:val="es_ES" w:bidi="es_ES"/>
         </w:rPr>
-        <w:t xml:space="preserve"> Entonces Isaías le dijo a Ezequías:—Escucha el mensaje del Señor.</w:t>
+        <w:t xml:space="preserve"> Entonces Isaías le dijo a Ezequías: —Escucha el mensaje del Señor.</w:t>
       </w:r>
     </w:p>
     <w:p>
@@ -12068,7 +12047,7 @@
         <w:rPr>
           <w:lang w:val="es_ES" w:bidi="es_ES"/>
         </w:rPr>
-        <w:t xml:space="preserve"> Ezequías respondió:—Está bien. Si eso es lo que el Señor quiere, está bien.Pero en realidad pensaba: «Al menos habrá paz y seguridad mientras yo viva».</w:t>
+        <w:t xml:space="preserve"> Ezequías respondió: —Está bien. Si eso es lo que el Señor quiere, está bien. Pero en realidad pensaba: “Al menos habrá paz y seguridad mientras yo viva”.</w:t>
       </w:r>
     </w:p>
     <w:p>
@@ -12183,7 +12162,7 @@
           <w:vertAlign w:val="superscript"/>
           <w:lang w:val="es_ES" w:bidi="es_ES"/>
         </w:rPr>
-        <w:t>5</w:t>
+        <w:t>3-5</w:t>
       </w:r>
       <w:r>
         <w:rPr>
@@ -12231,7 +12210,7 @@
         <w:rPr>
           <w:lang w:val="es_ES" w:bidi="es_ES"/>
         </w:rPr>
-        <w:t xml:space="preserve"> Manasés llegó a poner una imagen de la diosa Aserá dentro del templo. La puso en el lugar donde el Señor le había dicho a David y a Salomón:—Pondré mi nombre para siempre en este templo y en Jerusalén. Es la ciudad que elegí entre todas las ciudades de las tribus de Israel.</w:t>
+        <w:t xml:space="preserve"> Manasés llegó a poner una imagen de la diosa Aserá dentro del templo. La puso en el lugar donde el Señor le había dicho a David y a Salomón: —Pondré mi nombre para siempre en este templo y en Jerusalén. Es la ciudad que elegí entre todas las ciudades de las tribus de Israel.</w:t>
       </w:r>
     </w:p>
     <w:p>
@@ -12703,28 +12682,28 @@
           <w:vertAlign w:val="superscript"/>
           <w:lang w:val="es_ES" w:bidi="es_ES"/>
         </w:rPr>
-        <w:t>4</w:t>
-      </w:r>
-      <w:r>
-        <w:rPr>
-          <w:lang w:val="es_ES" w:bidi="es_ES"/>
-        </w:rPr>
-        <w:t xml:space="preserve"> El escriba del rey Josías era Safán, hijo de Azalías y nieto de Mesulam. Durante el año 18 de su reinado, el rey lo mandó al templo del Señor con esta instrucción:—Sube a ver al sumo sacerdote Jilquías. Quiero que cuente el dinero que ha entrado en el templo del Señor. Me refiero al dinero que los guardias de la entrada han recogido del pueblo.</w:t>
-      </w:r>
-    </w:p>
-    <w:p>
-      <w:pPr/>
-      <w:r>
-        <w:rPr>
-          <w:lang w:val="es_ES" w:bidi="es_ES"/>
-        </w:rPr>
-      </w:r>
-      <w:r>
-        <w:rPr>
-          <w:vertAlign w:val="superscript"/>
-          <w:lang w:val="es_ES" w:bidi="es_ES"/>
-        </w:rPr>
-        <w:t>6</w:t>
+        <w:t>3-4</w:t>
+      </w:r>
+      <w:r>
+        <w:rPr>
+          <w:lang w:val="es_ES" w:bidi="es_ES"/>
+        </w:rPr>
+        <w:t xml:space="preserve"> El escriba del rey Josías era Safán, hijo de Azalías y nieto de Mesulam. Durante el año 18 de su reinado, el rey lo mandó al templo del Señor con esta instrucción: —Sube a ver al sumo sacerdote Jilquías. Quiero que cuente el dinero que ha entrado en el templo del Señor. Me refiero al dinero que los guardias de la entrada han recogido del pueblo.</w:t>
+      </w:r>
+    </w:p>
+    <w:p>
+      <w:pPr/>
+      <w:r>
+        <w:rPr>
+          <w:lang w:val="es_ES" w:bidi="es_ES"/>
+        </w:rPr>
+      </w:r>
+      <w:r>
+        <w:rPr>
+          <w:vertAlign w:val="superscript"/>
+          <w:lang w:val="es_ES" w:bidi="es_ES"/>
+        </w:rPr>
+        <w:t>5-6</w:t>
       </w:r>
       <w:r>
         <w:rPr>
@@ -12772,22 +12751,22 @@
         <w:rPr>
           <w:lang w:val="es_ES" w:bidi="es_ES"/>
         </w:rPr>
-        <w:t xml:space="preserve"> El sumo sacerdote Jilquías le dijo al secretario Safán:—He encontrado en el templo del Señor el libro de la ley.Jilquías le entregó el libro a Safán, y este lo leyó.</w:t>
-      </w:r>
-    </w:p>
-    <w:p>
-      <w:pPr/>
-      <w:r>
-        <w:rPr>
-          <w:lang w:val="es_ES" w:bidi="es_ES"/>
-        </w:rPr>
-      </w:r>
-      <w:r>
-        <w:rPr>
-          <w:vertAlign w:val="superscript"/>
-          <w:lang w:val="es_ES" w:bidi="es_ES"/>
-        </w:rPr>
-        <w:t>10</w:t>
+        <w:t xml:space="preserve"> El sumo sacerdote Jilquías le dijo al secretario Safán: —He encontrado en el templo del Señor el libro de la ley. Jilquías le entregó el libro a Safán, y este lo leyó.</w:t>
+      </w:r>
+    </w:p>
+    <w:p>
+      <w:pPr/>
+      <w:r>
+        <w:rPr>
+          <w:lang w:val="es_ES" w:bidi="es_ES"/>
+        </w:rPr>
+      </w:r>
+      <w:r>
+        <w:rPr>
+          <w:vertAlign w:val="superscript"/>
+          <w:lang w:val="es_ES" w:bidi="es_ES"/>
+        </w:rPr>
+        <w:t>9-10</w:t>
       </w:r>
       <w:r>
         <w:rPr>
@@ -12829,13 +12808,13 @@
           <w:vertAlign w:val="superscript"/>
           <w:lang w:val="es_ES" w:bidi="es_ES"/>
         </w:rPr>
-        <w:t>13</w:t>
-      </w:r>
-      <w:r>
-        <w:rPr>
-          <w:lang w:val="es_ES" w:bidi="es_ES"/>
-        </w:rPr>
-        <w:t xml:space="preserve"> Llamó al sacerdote Jilquías, a Ajicán, hijo de Safán, a Acbor, hijo de Micaías, al secretario Safán y a Asaías, ministro del rey. Les ordenó:—Vayan a consultar al Señor por mí, por el pueblo y por todo Judá. Consúltenle acerca de lo que dice este libro que se ha encontrado. La ira del Señor arde contra nosotros. Nuestros antepasados no obedecieron las palabras de este libro ni cumplieron todo lo que está escrito en él.</w:t>
+        <w:t>12-13</w:t>
+      </w:r>
+      <w:r>
+        <w:rPr>
+          <w:lang w:val="es_ES" w:bidi="es_ES"/>
+        </w:rPr>
+        <w:t xml:space="preserve"> Llamó al sacerdote Jilquías, a Ajicán, hijo de Safán, a Acbor, hijo de Micaías, al secretario Safán y a Asaías, ministro del rey. Les ordenó: —Vayan a consultar al Señor por mí, por el pueblo y por todo Judá. Consúltenle acerca de lo que dice este libro que se ha encontrado. La ira del Señor arde contra nosotros. Nuestros antepasados no obedecieron las palabras de este libro ni cumplieron todo lo que está escrito en él.</w:t>
       </w:r>
     </w:p>
     <w:p>
@@ -12871,13 +12850,13 @@
           <w:vertAlign w:val="superscript"/>
           <w:lang w:val="es_ES" w:bidi="es_ES"/>
         </w:rPr>
-        <w:t>16</w:t>
-      </w:r>
-      <w:r>
-        <w:rPr>
-          <w:lang w:val="es_ES" w:bidi="es_ES"/>
-        </w:rPr>
-        <w:t xml:space="preserve"> Ella les respondió:—Díganle al hombre que los envió que así dice el Señor, Dios de Israel: "Voy a traer calamidad sobre este lugar y sobre sus habitantes. Ocurrirá conforme a todo lo que está escrito en el libro que ha leído el rey de Judá.</w:t>
+        <w:t>15-16</w:t>
+      </w:r>
+      <w:r>
+        <w:rPr>
+          <w:lang w:val="es_ES" w:bidi="es_ES"/>
+        </w:rPr>
+        <w:t xml:space="preserve"> Ella les respondió: —Díganle al hombre que los envió que así dice el Señor, Dios de Israel: “Voy a traer calamidad sobre este lugar y sobre sus habitantes. Ocurrirá conforme a todo lo que está escrito en el libro que ha leído el rey de Judá.</w:t>
       </w:r>
     </w:p>
     <w:p>
@@ -12913,7 +12892,7 @@
           <w:vertAlign w:val="superscript"/>
           <w:lang w:val="es_ES" w:bidi="es_ES"/>
         </w:rPr>
-        <w:t>19</w:t>
+        <w:t>18-19</w:t>
       </w:r>
       <w:r>
         <w:rPr>
@@ -12940,7 +12919,7 @@
         <w:rPr>
           <w:lang w:val="es_ES" w:bidi="es_ES"/>
         </w:rPr>
-        <w:t xml:space="preserve"> Por eso, no verás tú el desastre que voy a traer sobre este lugar. Morirás en paz y serás enterrado junto a tus antepasados".Los mensajeros le llevaron esta respuesta al rey.</w:t>
+        <w:t xml:space="preserve"> Por eso, no verás tú el desastre que voy a traer sobre este lugar. Morirás en paz y serás enterrado junto a tus antepasados”. Los mensajeros le llevaron esta respuesta al rey.</w:t>
       </w:r>
     </w:p>
     <w:p>
@@ -13292,7 +13271,7 @@
         <w:rPr>
           <w:lang w:val="es_ES" w:bidi="es_ES"/>
         </w:rPr>
-        <w:t xml:space="preserve"> Mientras Josías inspeccionaba el lugar, vio varias tumbas en la ladera del monte.Ordenó a sus hombres que sacaran los huesos de las tumbas. Mandó que los quemaran sobre el altar para contaminarlo. Así se cumplió el mensaje del Señor. Lo había anunciado el hombre de Dios cuando Jeroboán estaba junto al altar durante la fiesta.</w:t>
+        <w:t xml:space="preserve"> Mientras Josías inspeccionaba el lugar, vio varias tumbas en la ladera del monte. Ordenó a sus hombres que sacaran los huesos de las tumbas. Mandó que los quemaran sobre el altar para contaminarlo. Así se cumplió el mensaje del Señor. Lo había anunciado el hombre de Dios cuando Jeroboán estaba junto al altar durante la fiesta.</w:t>
       </w:r>
     </w:p>
     <w:p>
@@ -13313,7 +13292,7 @@
         <w:rPr>
           <w:lang w:val="es_ES" w:bidi="es_ES"/>
         </w:rPr>
-        <w:t xml:space="preserve"> El rey preguntó:—¿Qué monumento es ese que veo allá?Los hombres de la ciudad le dijeron:—Es la tumba del hombre de Dios que vino de Judá. Anunció exactamente lo que tú acabas de hacer contra el altar de Betel.</w:t>
+        <w:t xml:space="preserve"> El rey preguntó: —¿Qué monumento es ese que veo allá? Los hombres de la ciudad le dijeron: —Es la tumba del hombre de Dios que vino de Judá. Anunció exactamente lo que tú acabas de hacer contra el altar de Betel.</w:t>
       </w:r>
     </w:p>
     <w:p>
@@ -13334,7 +13313,7 @@
         <w:rPr>
           <w:lang w:val="es_ES" w:bidi="es_ES"/>
         </w:rPr>
-        <w:t xml:space="preserve"> Josías dijo:—Déjenlo en paz. Que nadie toque sus huesos.Así que dejaron sus huesos intactos, junto con los del profeta que había venido de Samaria.</w:t>
+        <w:t xml:space="preserve"> Josías dijo: —Déjenlo en paz. Que nadie toque sus huesos. Así que dejaron sus huesos intactos, junto con los del profeta que había venido de Samaria.</w:t>
       </w:r>
     </w:p>
     <w:p>
@@ -13397,7 +13376,7 @@
         <w:rPr>
           <w:lang w:val="es_ES" w:bidi="es_ES"/>
         </w:rPr>
-        <w:t xml:space="preserve"> El rey ordenó a todo el pueblo:—Celebren la Pascua del Señor su Dios, tal como está escrito en este libro del pacto.</w:t>
+        <w:t xml:space="preserve"> El rey ordenó a todo el pueblo: —Celebren la Pascua del Señor su Dios, tal como está escrito en este libro del pacto.</w:t>
       </w:r>
     </w:p>
     <w:p>
@@ -13523,7 +13502,7 @@
         <w:rPr>
           <w:lang w:val="es_ES" w:bidi="es_ES"/>
         </w:rPr>
-        <w:t xml:space="preserve"> El Señor había dicho:—Voy a apartar a Judá de mi presencia, tal como aparté a Israel. Rechazaré a Jerusalén, la ciudad que había elegido. Rechazaré al templo del que dije: "Allí habitaré".</w:t>
+        <w:t xml:space="preserve"> El Señor había dicho: —Voy a apartar a Judá de mi presencia, tal como aparté a Israel. Rechazaré a Jerusalén, la ciudad que había elegido. Rechazaré al templo del que dije: “Allí habitaré”.</w:t>
       </w:r>
     </w:p>
     <w:p>
@@ -13806,7 +13785,7 @@
           <w:vertAlign w:val="superscript"/>
           <w:lang w:val="es_ES" w:bidi="es_ES"/>
         </w:rPr>
-        <w:t>4</w:t>
+        <w:t>3-4</w:t>
       </w:r>
       <w:r>
         <w:rPr>
@@ -14148,7 +14127,7 @@
         <w:rPr>
           <w:lang w:val="es_ES" w:bidi="es_ES"/>
         </w:rPr>
-        <w:t xml:space="preserve"> El Señor, en su ira, expulsó de su presencia a la gente de Judá y de Jerusalén.Sedequías se rebeló contra el rey de Babilonia.</w:t>
+        <w:t xml:space="preserve"> El Señor, en su ira, expulsó de su presencia a la gente de Judá y de Jerusalén. Sedequías se rebeló contra el rey de Babilonia.</w:t>
       </w:r>
     </w:p>
     <w:p>
@@ -14242,13 +14221,13 @@
           <w:vertAlign w:val="superscript"/>
           <w:lang w:val="es_ES" w:bidi="es_ES"/>
         </w:rPr>
-        <w:t>5</w:t>
-      </w:r>
-      <w:r>
-        <w:rPr>
-          <w:lang w:val="es_ES" w:bidi="es_ES"/>
-        </w:rPr>
-        <w:t xml:space="preserve"> Aquella noche, el rey y sus soldados abrieron un hueco en la muralla de la ciudad. Escaparon por la puerta que estaba entre las 2 murallas, cerca del jardín del rey. Huyeron en dirección al Arabá. Las tropas babilónicas que rodeaban la ciudad los persiguieron. Capturaron al rey en la llanura de Jericó. Todos sus soldados se dispersaron y lo abandonaron.</w:t>
+        <w:t>4-5</w:t>
+      </w:r>
+      <w:r>
+        <w:rPr>
+          <w:lang w:val="es_ES" w:bidi="es_ES"/>
+        </w:rPr>
+        <w:t xml:space="preserve"> Aquella noche, el rey y sus soldados abrieron un hueco en la muralla de la ciudad. Escaparon por la puerta que estaba entre las 2 murallas, cerca del jardín del rey. Huyeron en dirección al Arabá. Las tropas babilonias que rodeaban la ciudad los persiguieron. Capturaron al rey en la llanura de Jericó. Todos sus soldados se dispersaron y lo abandonaron.</w:t>
       </w:r>
     </w:p>
     <w:p>
@@ -14431,7 +14410,7 @@
           <w:vertAlign w:val="superscript"/>
           <w:lang w:val="es_ES" w:bidi="es_ES"/>
         </w:rPr>
-        <w:t>15</w:t>
+        <w:t>14-15</w:t>
       </w:r>
       <w:r>
         <w:rPr>
@@ -14515,7 +14494,7 @@
           <w:vertAlign w:val="superscript"/>
           <w:lang w:val="es_ES" w:bidi="es_ES"/>
         </w:rPr>
-        <w:t>20</w:t>
+        <w:t>19-20</w:t>
       </w:r>
       <w:r>
         <w:rPr>
@@ -14605,7 +14584,7 @@
         <w:rPr>
           <w:lang w:val="es_ES" w:bidi="es_ES"/>
         </w:rPr>
-        <w:t xml:space="preserve"> Guedalías les juró que no tenían nada que temer de los oficiales babilonios. Les dijo:—Quédense en la tierra y sirvan al rey de Babilonia, y les irá bien.</w:t>
+        <w:t xml:space="preserve"> Guedalías les juró que no tenían nada que temer de los oficiales babilonios. Les dijo: —Quédense en la tierra y sirvan al rey de Babilonia, y les irá bien.</w:t>
       </w:r>
     </w:p>
     <w:p>
